--- a/EEG Project Summary.docx
+++ b/EEG Project Summary.docx
@@ -6,7 +6,8 @@
       <w:pPr>
         <w:jc w:val="both"/>
         <w:rPr>
-          <w:rFonts w:asciiTheme="majorHAnsi" w:hAnsiTheme="majorHAnsi" w:cstheme="majorHAnsi"/>
+          <w:rFonts w:ascii="Calibri" w:hAnsi="Calibri" w:cs="Calibri"/>
+          <w:color w:val="000000" w:themeColor="text1"/>
           <w:sz w:val="28"/>
           <w:szCs w:val="28"/>
           <w:u w:val="single"/>
@@ -14,7 +15,8 @@
       </w:pPr>
       <w:r>
         <w:rPr>
-          <w:rFonts w:asciiTheme="majorHAnsi" w:hAnsiTheme="majorHAnsi" w:cstheme="majorHAnsi"/>
+          <w:rFonts w:ascii="Calibri" w:hAnsi="Calibri" w:cs="Calibri"/>
+          <w:color w:val="000000" w:themeColor="text1"/>
           <w:sz w:val="28"/>
           <w:szCs w:val="28"/>
           <w:u w:val="single"/>
@@ -23,25 +25,18 @@
       </w:r>
       <w:r>
         <w:rPr>
-          <w:rFonts w:asciiTheme="majorHAnsi" w:hAnsiTheme="majorHAnsi" w:cstheme="majorHAnsi"/>
+          <w:rFonts w:ascii="Calibri" w:hAnsi="Calibri" w:cs="Calibri"/>
+          <w:color w:val="000000" w:themeColor="text1"/>
           <w:sz w:val="28"/>
           <w:szCs w:val="28"/>
           <w:u w:val="single"/>
         </w:rPr>
-        <w:t xml:space="preserve"> </w:t>
+        <w:t xml:space="preserve"> for Epileptic Seizure Detection </w:t>
       </w:r>
       <w:r>
         <w:rPr>
-          <w:rFonts w:asciiTheme="majorHAnsi" w:hAnsiTheme="majorHAnsi" w:cstheme="majorHAnsi"/>
-          <w:sz w:val="28"/>
-          <w:szCs w:val="28"/>
-          <w:u w:val="single"/>
-        </w:rPr>
-        <w:t xml:space="preserve">for Epileptic Seizure Detection </w:t>
-      </w:r>
-      <w:r>
-        <w:rPr>
-          <w:rFonts w:asciiTheme="majorHAnsi" w:hAnsiTheme="majorHAnsi" w:cstheme="majorHAnsi"/>
+          <w:rFonts w:ascii="Calibri" w:hAnsi="Calibri" w:cs="Calibri"/>
+          <w:color w:val="000000" w:themeColor="text1"/>
           <w:sz w:val="28"/>
           <w:szCs w:val="28"/>
           <w:u w:val="single"/>
@@ -51,108 +46,22 @@
     </w:p>
     <w:p>
       <w:pPr>
-        <w:jc w:val="both"/>
+        <w:pStyle w:val="Heading2"/>
         <w:rPr>
-          <w:rFonts w:asciiTheme="majorHAnsi" w:hAnsiTheme="majorHAnsi" w:cstheme="majorHAnsi"/>
-          <w:sz w:val="24"/>
-          <w:szCs w:val="24"/>
+          <w:b w:val="0"/>
+          <w:bCs w:val="0"/>
+          <w:color w:val="000000" w:themeColor="text1"/>
+          <w:lang w:val="en-KE"/>
         </w:rPr>
       </w:pPr>
       <w:r>
         <w:rPr>
-          <w:rFonts w:asciiTheme="majorHAnsi" w:hAnsiTheme="majorHAnsi" w:cstheme="majorHAnsi"/>
-          <w:sz w:val="24"/>
-          <w:szCs w:val="24"/>
+          <w:b w:val="0"/>
+          <w:bCs w:val="0"/>
+          <w:color w:val="000000" w:themeColor="text1"/>
+          <w:lang w:val="en-KE"/>
         </w:rPr>
-        <w:t xml:space="preserve">This project focused on developing a machine learning-based system for classifying EEG (Electroencephalogram) signals to identify epileptic seizure activity. The main objective was to analyze EEG signal patterns and build predictive models </w:t>
-      </w:r>
-      <w:r>
-        <w:rPr>
-          <w:rFonts w:asciiTheme="majorHAnsi" w:hAnsiTheme="majorHAnsi" w:cstheme="majorHAnsi"/>
-          <w:sz w:val="24"/>
-          <w:szCs w:val="24"/>
-        </w:rPr>
-        <w:t>capable</w:t>
-      </w:r>
-      <w:r>
-        <w:rPr>
-          <w:rFonts w:asciiTheme="majorHAnsi" w:hAnsiTheme="majorHAnsi" w:cstheme="majorHAnsi"/>
-          <w:sz w:val="24"/>
-          <w:szCs w:val="24"/>
-        </w:rPr>
-        <w:t xml:space="preserve"> of distinguishing seizure-related brain activity from non-seizure activity.</w:t>
-      </w:r>
-    </w:p>
-    <w:p>
-      <w:pPr>
-        <w:jc w:val="both"/>
-        <w:rPr>
-          <w:rFonts w:asciiTheme="majorHAnsi" w:hAnsiTheme="majorHAnsi" w:cstheme="majorHAnsi"/>
-          <w:sz w:val="24"/>
-          <w:szCs w:val="24"/>
-        </w:rPr>
-      </w:pPr>
-      <w:r>
-        <w:rPr>
-          <w:rFonts w:asciiTheme="majorHAnsi" w:hAnsiTheme="majorHAnsi" w:cstheme="majorHAnsi"/>
-          <w:sz w:val="24"/>
-          <w:szCs w:val="24"/>
-        </w:rPr>
-        <w:t>The project utilized the Epileptic Seizure Recognition dataset obtained from Kaggle. The dataset contains EEG recordings segmented into multiple observations representing different brain states. Each observation includes numerical EEG signal measurements and corresponding labels used for classification.</w:t>
-      </w:r>
-    </w:p>
-    <w:p>
-      <w:pPr>
-        <w:jc w:val="both"/>
-        <w:rPr>
-          <w:rFonts w:asciiTheme="majorHAnsi" w:hAnsiTheme="majorHAnsi" w:cstheme="majorHAnsi"/>
-          <w:sz w:val="24"/>
-          <w:szCs w:val="24"/>
-        </w:rPr>
-      </w:pPr>
-      <w:r>
-        <w:rPr>
-          <w:rFonts w:asciiTheme="majorHAnsi" w:hAnsiTheme="majorHAnsi" w:cstheme="majorHAnsi"/>
-          <w:sz w:val="24"/>
-          <w:szCs w:val="24"/>
-        </w:rPr>
-        <w:t>The workflow began with data preprocessing, which involved cleaning the dataset, checking for missing values, scaling features, and preparing the target labels. Exploratory Data Analysis (EDA) was then conducted to understand class distributions, identify trends within the EEG signals, and visualize patterns that could influence model performance.</w:t>
-      </w:r>
-    </w:p>
-    <w:p>
-      <w:pPr>
-        <w:jc w:val="both"/>
-        <w:rPr>
-          <w:rFonts w:asciiTheme="majorHAnsi" w:hAnsiTheme="majorHAnsi" w:cstheme="majorHAnsi"/>
-          <w:sz w:val="24"/>
-          <w:szCs w:val="24"/>
-        </w:rPr>
-      </w:pPr>
-      <w:r>
-        <w:rPr>
-          <w:rFonts w:asciiTheme="majorHAnsi" w:hAnsiTheme="majorHAnsi" w:cstheme="majorHAnsi"/>
-          <w:sz w:val="24"/>
-          <w:szCs w:val="24"/>
-        </w:rPr>
-        <w:t>Several machine learning models were explored, including Logistic Regression, Decision Tree, Random Forest, Support Vector Machine (SVM), and K-Nearest Neighbors (KNN). These models were trained and evaluated using classification metrics such as accuracy, precision, recall, F1-score, and confusion matrices.</w:t>
-      </w:r>
-    </w:p>
-    <w:p>
-      <w:pPr>
-        <w:jc w:val="both"/>
-        <w:rPr>
-          <w:rFonts w:asciiTheme="majorHAnsi" w:hAnsiTheme="majorHAnsi" w:cstheme="majorHAnsi"/>
-          <w:sz w:val="24"/>
-          <w:szCs w:val="24"/>
-        </w:rPr>
-      </w:pPr>
-      <w:r>
-        <w:rPr>
-          <w:rFonts w:asciiTheme="majorHAnsi" w:hAnsiTheme="majorHAnsi" w:cstheme="majorHAnsi"/>
-          <w:sz w:val="24"/>
-          <w:szCs w:val="24"/>
-        </w:rPr>
-        <w:t>The results demonstrated that machine learning techniques can effectively identify patterns associated with epileptic seizure activity. Among the tested models, ensemble-based methods such as Random Forest generally produced stronger classification performance due to their ability to handle complex feature relationships and reduce overfitting. Visualization outputs and evaluation metrics further highlighted differences in model performance and provided insights into EEG signal behavior.</w:t>
+        <w:t>Project Goal</w:t>
       </w:r>
     </w:p>
     <w:p>
@@ -160,196 +69,1655 @@
         <w:spacing w:after="0"/>
         <w:jc w:val="both"/>
         <w:rPr>
-          <w:rFonts w:asciiTheme="majorHAnsi" w:hAnsiTheme="majorHAnsi" w:cstheme="majorHAnsi"/>
+          <w:rFonts w:ascii="Calibri" w:hAnsi="Calibri" w:cs="Calibri"/>
+          <w:color w:val="000000" w:themeColor="text1"/>
+          <w:sz w:val="24"/>
+          <w:szCs w:val="24"/>
+          <w:lang w:val="en-KE"/>
+        </w:rPr>
+      </w:pPr>
+      <w:r>
+        <w:rPr>
+          <w:rFonts w:ascii="Calibri" w:hAnsi="Calibri" w:cs="Calibri"/>
+          <w:color w:val="000000" w:themeColor="text1"/>
+          <w:sz w:val="24"/>
+          <w:szCs w:val="24"/>
+          <w:lang w:val="en-KE"/>
+        </w:rPr>
+        <w:t>The goal of this project was to evaluate different machine learning models to see if they could accurately detect epileptic seizures using brainwave EEG data. A major focus was to look beyond basic accuracy and find a model that would actually be safe and reliable in a real-world hospital setting.</w:t>
+      </w:r>
+    </w:p>
+    <w:p>
+      <w:pPr>
+        <w:spacing w:after="0"/>
+        <w:jc w:val="both"/>
+        <w:rPr>
+          <w:rFonts w:ascii="Calibri" w:hAnsi="Calibri" w:cs="Calibri"/>
+          <w:color w:val="000000" w:themeColor="text1"/>
+          <w:sz w:val="24"/>
+          <w:szCs w:val="24"/>
+          <w:lang w:val="en-KE"/>
+        </w:rPr>
+      </w:pPr>
+      <w:r>
+        <w:rPr>
+          <w:rFonts w:ascii="Calibri" w:hAnsi="Calibri" w:cs="Calibri"/>
+          <w:color w:val="000000" w:themeColor="text1"/>
+          <w:sz w:val="24"/>
+          <w:szCs w:val="24"/>
+          <w:lang w:val="en-KE"/>
+        </w:rPr>
+        <w:t>Kaggle</w:t>
+      </w:r>
+      <w:r>
+        <w:rPr>
+          <w:rFonts w:ascii="Calibri" w:hAnsi="Calibri" w:cs="Calibri"/>
+          <w:color w:val="000000" w:themeColor="text1"/>
+          <w:sz w:val="24"/>
+          <w:szCs w:val="24"/>
+          <w:lang w:val="en-KE"/>
+        </w:rPr>
+        <w:t xml:space="preserve"> </w:t>
+      </w:r>
+      <w:r>
+        <w:rPr>
+          <w:rFonts w:ascii="Calibri" w:hAnsi="Calibri" w:cs="Calibri"/>
+          <w:color w:val="000000" w:themeColor="text1"/>
+          <w:sz w:val="24"/>
+          <w:szCs w:val="24"/>
+          <w:lang w:val="en-KE"/>
+        </w:rPr>
+        <w:t xml:space="preserve">dataset: </w:t>
+      </w:r>
+    </w:p>
+    <w:p>
+      <w:pPr>
+        <w:jc w:val="both"/>
+        <w:rPr>
+          <w:rFonts w:ascii="Calibri" w:hAnsi="Calibri" w:cs="Calibri"/>
+          <w:color w:val="000000" w:themeColor="text1"/>
+          <w:sz w:val="24"/>
+          <w:szCs w:val="24"/>
+          <w:lang w:val="en-KE"/>
+        </w:rPr>
+      </w:pPr>
+      <w:hyperlink r:id="rId8" w:history="1">
+        <w:r>
+          <w:rPr>
+            <w:rStyle w:val="Hyperlink"/>
+            <w:rFonts w:ascii="Calibri" w:hAnsi="Calibri" w:cs="Calibri"/>
+            <w:sz w:val="24"/>
+            <w:szCs w:val="24"/>
+            <w:lang w:val="en-KE"/>
+          </w:rPr>
+          <w:t>https://www.kaggle.com/datasets/harunshimanto/epileptic-seizure-recognition</w:t>
+        </w:r>
+      </w:hyperlink>
+      <w:r>
+        <w:rPr>
+          <w:rFonts w:ascii="Calibri" w:hAnsi="Calibri" w:cs="Calibri"/>
+          <w:color w:val="000000" w:themeColor="text1"/>
+          <w:sz w:val="24"/>
+          <w:szCs w:val="24"/>
+          <w:lang w:val="en-KE"/>
+        </w:rPr>
+        <w:t xml:space="preserve"> </w:t>
+      </w:r>
+    </w:p>
+    <w:p>
+      <w:pPr>
+        <w:pStyle w:val="Heading2"/>
+        <w:rPr>
+          <w:b w:val="0"/>
+          <w:bCs w:val="0"/>
+          <w:color w:val="000000" w:themeColor="text1"/>
+          <w:lang w:val="en-KE"/>
+        </w:rPr>
+      </w:pPr>
+      <w:r>
+        <w:rPr>
+          <w:b w:val="0"/>
+          <w:bCs w:val="0"/>
+          <w:color w:val="000000" w:themeColor="text1"/>
+          <w:lang w:val="en-KE"/>
+        </w:rPr>
+        <w:t xml:space="preserve">Model Performance </w:t>
+      </w:r>
+      <w:r>
+        <w:rPr>
+          <w:b w:val="0"/>
+          <w:bCs w:val="0"/>
+          <w:color w:val="000000" w:themeColor="text1"/>
+          <w:lang w:val="en-KE"/>
+        </w:rPr>
+        <w:t>and</w:t>
+      </w:r>
+      <w:r>
+        <w:rPr>
+          <w:b w:val="0"/>
+          <w:bCs w:val="0"/>
+          <w:color w:val="000000" w:themeColor="text1"/>
+          <w:lang w:val="en-KE"/>
+        </w:rPr>
+        <w:t xml:space="preserve"> </w:t>
+      </w:r>
+      <w:r>
+        <w:rPr>
+          <w:b w:val="0"/>
+          <w:bCs w:val="0"/>
+          <w:color w:val="000000" w:themeColor="text1"/>
+          <w:lang w:val="en-KE"/>
+        </w:rPr>
+        <w:t>t</w:t>
+      </w:r>
+      <w:r>
+        <w:rPr>
+          <w:b w:val="0"/>
+          <w:bCs w:val="0"/>
+          <w:color w:val="000000" w:themeColor="text1"/>
+          <w:lang w:val="en-KE"/>
+        </w:rPr>
+        <w:t>he Accuracy Trap</w:t>
+      </w:r>
+    </w:p>
+    <w:p>
+      <w:pPr>
+        <w:jc w:val="both"/>
+        <w:rPr>
+          <w:rFonts w:ascii="Calibri" w:hAnsi="Calibri" w:cs="Calibri"/>
+          <w:color w:val="000000" w:themeColor="text1"/>
+          <w:sz w:val="24"/>
+          <w:szCs w:val="24"/>
+          <w:lang w:val="en-KE"/>
+        </w:rPr>
+      </w:pPr>
+      <w:r>
+        <w:rPr>
+          <w:rFonts w:ascii="Calibri" w:hAnsi="Calibri" w:cs="Calibri"/>
+          <w:color w:val="000000" w:themeColor="text1"/>
+          <w:sz w:val="24"/>
+          <w:szCs w:val="24"/>
+          <w:lang w:val="en-KE"/>
+        </w:rPr>
+        <w:t>At first, the Logistic Regression model seemed to perform well scoring an 81.7</w:t>
+      </w:r>
+      <w:r>
+        <w:rPr>
+          <w:rFonts w:ascii="Calibri" w:hAnsi="Calibri" w:cs="Calibri"/>
+          <w:color w:val="000000" w:themeColor="text1"/>
+          <w:sz w:val="24"/>
+          <w:szCs w:val="24"/>
+          <w:lang w:val="en-KE"/>
+        </w:rPr>
+        <w:t>8</w:t>
+      </w:r>
+      <w:r>
+        <w:rPr>
+          <w:rFonts w:ascii="Calibri" w:hAnsi="Calibri" w:cs="Calibri"/>
+          <w:color w:val="000000" w:themeColor="text1"/>
+          <w:sz w:val="24"/>
+          <w:szCs w:val="24"/>
+          <w:lang w:val="en-KE"/>
+        </w:rPr>
+        <w:t>% overall accuracy. However, this number is highly misleading. Because the dataset is mostly made up of "normal" brainwaves (80% normal vs. 20% seizure), the model learned to simply guess "</w:t>
+      </w:r>
+      <w:r>
+        <w:rPr>
+          <w:rFonts w:ascii="Calibri" w:hAnsi="Calibri" w:cs="Calibri"/>
+          <w:color w:val="000000" w:themeColor="text1"/>
+          <w:sz w:val="24"/>
+          <w:szCs w:val="24"/>
+          <w:lang w:val="en-KE"/>
+        </w:rPr>
+        <w:t>n</w:t>
+      </w:r>
+      <w:r>
+        <w:rPr>
+          <w:rFonts w:ascii="Calibri" w:hAnsi="Calibri" w:cs="Calibri"/>
+          <w:color w:val="000000" w:themeColor="text1"/>
+          <w:sz w:val="24"/>
+          <w:szCs w:val="24"/>
+          <w:lang w:val="en-KE"/>
+        </w:rPr>
+        <w:t xml:space="preserve">o </w:t>
+      </w:r>
+      <w:r>
+        <w:rPr>
+          <w:rFonts w:ascii="Calibri" w:hAnsi="Calibri" w:cs="Calibri"/>
+          <w:color w:val="000000" w:themeColor="text1"/>
+          <w:sz w:val="24"/>
+          <w:szCs w:val="24"/>
+          <w:lang w:val="en-KE"/>
+        </w:rPr>
+        <w:t>s</w:t>
+      </w:r>
+      <w:r>
+        <w:rPr>
+          <w:rFonts w:ascii="Calibri" w:hAnsi="Calibri" w:cs="Calibri"/>
+          <w:color w:val="000000" w:themeColor="text1"/>
+          <w:sz w:val="24"/>
+          <w:szCs w:val="24"/>
+          <w:lang w:val="en-KE"/>
+        </w:rPr>
+        <w:t>eizure" almost every time.</w:t>
+      </w:r>
+    </w:p>
+    <w:tbl>
+      <w:tblPr>
+        <w:tblStyle w:val="TableGrid"/>
+        <w:tblW w:w="9344" w:type="dxa"/>
+        <w:tblLook w:val="04A0" w:firstRow="1" w:lastRow="0" w:firstColumn="1" w:lastColumn="0" w:noHBand="0" w:noVBand="1"/>
+      </w:tblPr>
+      <w:tblGrid>
+        <w:gridCol w:w="1785"/>
+        <w:gridCol w:w="1580"/>
+        <w:gridCol w:w="2172"/>
+        <w:gridCol w:w="2029"/>
+        <w:gridCol w:w="1778"/>
+      </w:tblGrid>
+      <w:tr>
+        <w:tc>
+          <w:tcPr>
+            <w:tcW w:w="0" w:type="auto"/>
+            <w:hideMark/>
+          </w:tcPr>
+          <w:p>
+            <w:pPr>
+              <w:spacing w:line="276" w:lineRule="auto"/>
+              <w:jc w:val="both"/>
+              <w:rPr>
+                <w:rFonts w:ascii="Calibri" w:hAnsi="Calibri" w:cs="Calibri"/>
+                <w:color w:val="000000" w:themeColor="text1"/>
+                <w:sz w:val="24"/>
+                <w:szCs w:val="24"/>
+                <w:lang w:val="en-KE"/>
+              </w:rPr>
+            </w:pPr>
+            <w:r>
+              <w:rPr>
+                <w:rFonts w:ascii="Calibri" w:hAnsi="Calibri" w:cs="Calibri"/>
+                <w:color w:val="000000" w:themeColor="text1"/>
+                <w:sz w:val="24"/>
+                <w:szCs w:val="24"/>
+                <w:lang w:val="en-KE"/>
+              </w:rPr>
+              <w:t>Model</w:t>
+            </w:r>
+          </w:p>
+        </w:tc>
+        <w:tc>
+          <w:tcPr>
+            <w:tcW w:w="0" w:type="auto"/>
+            <w:hideMark/>
+          </w:tcPr>
+          <w:p>
+            <w:pPr>
+              <w:spacing w:line="276" w:lineRule="auto"/>
+              <w:jc w:val="both"/>
+              <w:rPr>
+                <w:rFonts w:ascii="Calibri" w:hAnsi="Calibri" w:cs="Calibri"/>
+                <w:color w:val="000000" w:themeColor="text1"/>
+                <w:sz w:val="24"/>
+                <w:szCs w:val="24"/>
+                <w:lang w:val="en-KE"/>
+              </w:rPr>
+            </w:pPr>
+            <w:r>
+              <w:rPr>
+                <w:rFonts w:ascii="Calibri" w:hAnsi="Calibri" w:cs="Calibri"/>
+                <w:color w:val="000000" w:themeColor="text1"/>
+                <w:sz w:val="24"/>
+                <w:szCs w:val="24"/>
+                <w:lang w:val="en-KE"/>
+              </w:rPr>
+              <w:t>Overall Accuracy</w:t>
+            </w:r>
+          </w:p>
+        </w:tc>
+        <w:tc>
+          <w:tcPr>
+            <w:tcW w:w="0" w:type="auto"/>
+            <w:hideMark/>
+          </w:tcPr>
+          <w:p>
+            <w:pPr>
+              <w:spacing w:line="276" w:lineRule="auto"/>
+              <w:jc w:val="both"/>
+              <w:rPr>
+                <w:rFonts w:ascii="Calibri" w:hAnsi="Calibri" w:cs="Calibri"/>
+                <w:color w:val="000000" w:themeColor="text1"/>
+                <w:sz w:val="24"/>
+                <w:szCs w:val="24"/>
+                <w:lang w:val="en-KE"/>
+              </w:rPr>
+            </w:pPr>
+            <w:r>
+              <w:rPr>
+                <w:rFonts w:ascii="Calibri" w:hAnsi="Calibri" w:cs="Calibri"/>
+                <w:color w:val="000000" w:themeColor="text1"/>
+                <w:sz w:val="24"/>
+                <w:szCs w:val="24"/>
+                <w:lang w:val="en-KE"/>
+              </w:rPr>
+              <w:t xml:space="preserve">Seizure Recall </w:t>
+            </w:r>
+          </w:p>
+          <w:p>
+            <w:pPr>
+              <w:spacing w:line="276" w:lineRule="auto"/>
+              <w:jc w:val="both"/>
+              <w:rPr>
+                <w:rFonts w:ascii="Calibri" w:hAnsi="Calibri" w:cs="Calibri"/>
+                <w:color w:val="000000" w:themeColor="text1"/>
+                <w:sz w:val="24"/>
+                <w:szCs w:val="24"/>
+                <w:lang w:val="en-KE"/>
+              </w:rPr>
+            </w:pPr>
+            <w:r>
+              <w:rPr>
+                <w:rFonts w:ascii="Calibri" w:hAnsi="Calibri" w:cs="Calibri"/>
+                <w:color w:val="000000" w:themeColor="text1"/>
+                <w:sz w:val="24"/>
+                <w:szCs w:val="24"/>
+                <w:lang w:val="en-KE"/>
+              </w:rPr>
+              <w:t>(Caught)</w:t>
+            </w:r>
+          </w:p>
+        </w:tc>
+        <w:tc>
+          <w:tcPr>
+            <w:tcW w:w="0" w:type="auto"/>
+            <w:hideMark/>
+          </w:tcPr>
+          <w:p>
+            <w:pPr>
+              <w:spacing w:line="276" w:lineRule="auto"/>
+              <w:jc w:val="both"/>
+              <w:rPr>
+                <w:rFonts w:ascii="Calibri" w:hAnsi="Calibri" w:cs="Calibri"/>
+                <w:color w:val="000000" w:themeColor="text1"/>
+                <w:sz w:val="24"/>
+                <w:szCs w:val="24"/>
+                <w:lang w:val="en-KE"/>
+              </w:rPr>
+            </w:pPr>
+            <w:r>
+              <w:rPr>
+                <w:rFonts w:ascii="Calibri" w:hAnsi="Calibri" w:cs="Calibri"/>
+                <w:color w:val="000000" w:themeColor="text1"/>
+                <w:sz w:val="24"/>
+                <w:szCs w:val="24"/>
+                <w:lang w:val="en-KE"/>
+              </w:rPr>
+              <w:t>Seizure</w:t>
+            </w:r>
+            <w:r>
+              <w:rPr>
+                <w:rFonts w:ascii="Calibri" w:hAnsi="Calibri" w:cs="Calibri"/>
+                <w:color w:val="000000" w:themeColor="text1"/>
+                <w:sz w:val="24"/>
+                <w:szCs w:val="24"/>
+                <w:lang w:val="en-KE"/>
+              </w:rPr>
+              <w:t xml:space="preserve"> </w:t>
+            </w:r>
+            <w:r>
+              <w:rPr>
+                <w:rFonts w:ascii="Calibri" w:hAnsi="Calibri" w:cs="Calibri"/>
+                <w:color w:val="000000" w:themeColor="text1"/>
+                <w:sz w:val="24"/>
+                <w:szCs w:val="24"/>
+                <w:lang w:val="en-KE"/>
+              </w:rPr>
+              <w:t xml:space="preserve">Precision </w:t>
+            </w:r>
+          </w:p>
+          <w:p>
+            <w:pPr>
+              <w:spacing w:line="276" w:lineRule="auto"/>
+              <w:jc w:val="both"/>
+              <w:rPr>
+                <w:rFonts w:ascii="Calibri" w:hAnsi="Calibri" w:cs="Calibri"/>
+                <w:color w:val="000000" w:themeColor="text1"/>
+                <w:sz w:val="24"/>
+                <w:szCs w:val="24"/>
+                <w:lang w:val="en-KE"/>
+              </w:rPr>
+            </w:pPr>
+            <w:r>
+              <w:rPr>
+                <w:rFonts w:ascii="Calibri" w:hAnsi="Calibri" w:cs="Calibri"/>
+                <w:color w:val="000000" w:themeColor="text1"/>
+                <w:sz w:val="24"/>
+                <w:szCs w:val="24"/>
+                <w:lang w:val="en-KE"/>
+              </w:rPr>
+              <w:t>(Correct</w:t>
+            </w:r>
+            <w:r>
+              <w:rPr>
+                <w:rFonts w:ascii="Calibri" w:hAnsi="Calibri" w:cs="Calibri"/>
+                <w:color w:val="000000" w:themeColor="text1"/>
+                <w:sz w:val="24"/>
+                <w:szCs w:val="24"/>
+                <w:lang w:val="en-KE"/>
+              </w:rPr>
+              <w:t xml:space="preserve"> </w:t>
+            </w:r>
+            <w:r>
+              <w:rPr>
+                <w:rFonts w:ascii="Calibri" w:hAnsi="Calibri" w:cs="Calibri"/>
+                <w:color w:val="000000" w:themeColor="text1"/>
+                <w:sz w:val="24"/>
+                <w:szCs w:val="24"/>
+                <w:lang w:val="en-KE"/>
+              </w:rPr>
+              <w:t>when</w:t>
+            </w:r>
+            <w:r>
+              <w:rPr>
+                <w:rFonts w:ascii="Calibri" w:hAnsi="Calibri" w:cs="Calibri"/>
+                <w:color w:val="000000" w:themeColor="text1"/>
+                <w:sz w:val="24"/>
+                <w:szCs w:val="24"/>
+                <w:lang w:val="en-KE"/>
+              </w:rPr>
+              <w:t xml:space="preserve"> </w:t>
+            </w:r>
+            <w:r>
+              <w:rPr>
+                <w:rFonts w:ascii="Calibri" w:hAnsi="Calibri" w:cs="Calibri"/>
+                <w:color w:val="000000" w:themeColor="text1"/>
+                <w:sz w:val="24"/>
+                <w:szCs w:val="24"/>
+                <w:lang w:val="en-KE"/>
+              </w:rPr>
+              <w:t>guessed)</w:t>
+            </w:r>
+          </w:p>
+        </w:tc>
+        <w:tc>
+          <w:tcPr>
+            <w:tcW w:w="0" w:type="auto"/>
+            <w:hideMark/>
+          </w:tcPr>
+          <w:p>
+            <w:pPr>
+              <w:spacing w:line="276" w:lineRule="auto"/>
+              <w:jc w:val="both"/>
+              <w:rPr>
+                <w:rFonts w:ascii="Calibri" w:hAnsi="Calibri" w:cs="Calibri"/>
+                <w:color w:val="000000" w:themeColor="text1"/>
+                <w:sz w:val="24"/>
+                <w:szCs w:val="24"/>
+                <w:lang w:val="en-KE"/>
+              </w:rPr>
+            </w:pPr>
+            <w:r>
+              <w:rPr>
+                <w:rFonts w:ascii="Calibri" w:hAnsi="Calibri" w:cs="Calibri"/>
+                <w:color w:val="000000" w:themeColor="text1"/>
+                <w:sz w:val="24"/>
+                <w:szCs w:val="24"/>
+                <w:lang w:val="en-KE"/>
+              </w:rPr>
+              <w:t xml:space="preserve">F1-Score </w:t>
+            </w:r>
+          </w:p>
+          <w:p>
+            <w:pPr>
+              <w:spacing w:line="276" w:lineRule="auto"/>
+              <w:jc w:val="both"/>
+              <w:rPr>
+                <w:rFonts w:ascii="Calibri" w:hAnsi="Calibri" w:cs="Calibri"/>
+                <w:color w:val="000000" w:themeColor="text1"/>
+                <w:sz w:val="24"/>
+                <w:szCs w:val="24"/>
+                <w:lang w:val="en-KE"/>
+              </w:rPr>
+            </w:pPr>
+            <w:r>
+              <w:rPr>
+                <w:rFonts w:ascii="Calibri" w:hAnsi="Calibri" w:cs="Calibri"/>
+                <w:color w:val="000000" w:themeColor="text1"/>
+                <w:sz w:val="24"/>
+                <w:szCs w:val="24"/>
+                <w:lang w:val="en-KE"/>
+              </w:rPr>
+              <w:t>(Overall Reliability)</w:t>
+            </w:r>
+          </w:p>
+        </w:tc>
+      </w:tr>
+      <w:tr>
+        <w:tc>
+          <w:tcPr>
+            <w:tcW w:w="0" w:type="auto"/>
+            <w:hideMark/>
+          </w:tcPr>
+          <w:p>
+            <w:pPr>
+              <w:spacing w:line="276" w:lineRule="auto"/>
+              <w:jc w:val="both"/>
+              <w:rPr>
+                <w:rFonts w:ascii="Calibri" w:hAnsi="Calibri" w:cs="Calibri"/>
+                <w:color w:val="000000" w:themeColor="text1"/>
+                <w:sz w:val="24"/>
+                <w:szCs w:val="24"/>
+                <w:lang w:val="en-KE"/>
+              </w:rPr>
+            </w:pPr>
+            <w:r>
+              <w:rPr>
+                <w:rFonts w:ascii="Calibri" w:hAnsi="Calibri" w:cs="Calibri"/>
+                <w:color w:val="000000" w:themeColor="text1"/>
+                <w:sz w:val="24"/>
+                <w:szCs w:val="24"/>
+                <w:lang w:val="en-KE"/>
+              </w:rPr>
+              <w:t>Logistic Regression</w:t>
+            </w:r>
+          </w:p>
+        </w:tc>
+        <w:tc>
+          <w:tcPr>
+            <w:tcW w:w="0" w:type="auto"/>
+            <w:hideMark/>
+          </w:tcPr>
+          <w:p>
+            <w:pPr>
+              <w:spacing w:line="276" w:lineRule="auto"/>
+              <w:jc w:val="both"/>
+              <w:rPr>
+                <w:rFonts w:ascii="Calibri" w:hAnsi="Calibri" w:cs="Calibri"/>
+                <w:color w:val="000000" w:themeColor="text1"/>
+                <w:sz w:val="24"/>
+                <w:szCs w:val="24"/>
+                <w:lang w:val="en-KE"/>
+              </w:rPr>
+            </w:pPr>
+            <w:r>
+              <w:rPr>
+                <w:rFonts w:ascii="Calibri" w:hAnsi="Calibri" w:cs="Calibri"/>
+                <w:color w:val="000000" w:themeColor="text1"/>
+                <w:sz w:val="24"/>
+                <w:szCs w:val="24"/>
+                <w:lang w:val="en-KE"/>
+              </w:rPr>
+              <w:t>0.8178</w:t>
+            </w:r>
+          </w:p>
+        </w:tc>
+        <w:tc>
+          <w:tcPr>
+            <w:tcW w:w="0" w:type="auto"/>
+            <w:hideMark/>
+          </w:tcPr>
+          <w:p>
+            <w:pPr>
+              <w:spacing w:line="276" w:lineRule="auto"/>
+              <w:jc w:val="both"/>
+              <w:rPr>
+                <w:rFonts w:ascii="Calibri" w:hAnsi="Calibri" w:cs="Calibri"/>
+                <w:color w:val="000000" w:themeColor="text1"/>
+                <w:sz w:val="24"/>
+                <w:szCs w:val="24"/>
+                <w:lang w:val="en-KE"/>
+              </w:rPr>
+            </w:pPr>
+            <w:r>
+              <w:rPr>
+                <w:rFonts w:ascii="Calibri" w:hAnsi="Calibri" w:cs="Calibri"/>
+                <w:color w:val="000000" w:themeColor="text1"/>
+                <w:sz w:val="24"/>
+                <w:szCs w:val="24"/>
+                <w:lang w:val="en-KE"/>
+              </w:rPr>
+              <w:t>0.10</w:t>
+            </w:r>
+            <w:r>
+              <w:rPr>
+                <w:rFonts w:ascii="Calibri" w:hAnsi="Calibri" w:cs="Calibri"/>
+                <w:color w:val="000000" w:themeColor="text1"/>
+                <w:sz w:val="24"/>
+                <w:szCs w:val="24"/>
+                <w:lang w:val="en-KE"/>
+              </w:rPr>
+              <w:t xml:space="preserve"> </w:t>
+            </w:r>
+            <w:r>
+              <w:rPr>
+                <w:rFonts w:ascii="Calibri" w:hAnsi="Calibri" w:cs="Calibri"/>
+                <w:i/>
+                <w:iCs/>
+                <w:color w:val="000000" w:themeColor="text1"/>
+                <w:sz w:val="24"/>
+                <w:szCs w:val="24"/>
+                <w:lang w:val="en-KE"/>
+              </w:rPr>
+              <w:t>(Missed 418 seizures)</w:t>
+            </w:r>
+          </w:p>
+        </w:tc>
+        <w:tc>
+          <w:tcPr>
+            <w:tcW w:w="0" w:type="auto"/>
+            <w:hideMark/>
+          </w:tcPr>
+          <w:p>
+            <w:pPr>
+              <w:spacing w:line="276" w:lineRule="auto"/>
+              <w:jc w:val="both"/>
+              <w:rPr>
+                <w:rFonts w:ascii="Calibri" w:hAnsi="Calibri" w:cs="Calibri"/>
+                <w:color w:val="000000" w:themeColor="text1"/>
+                <w:sz w:val="24"/>
+                <w:szCs w:val="24"/>
+                <w:lang w:val="en-KE"/>
+              </w:rPr>
+            </w:pPr>
+            <w:r>
+              <w:rPr>
+                <w:rFonts w:ascii="Calibri" w:hAnsi="Calibri" w:cs="Calibri"/>
+                <w:color w:val="000000" w:themeColor="text1"/>
+                <w:sz w:val="24"/>
+                <w:szCs w:val="24"/>
+                <w:lang w:val="en-KE"/>
+              </w:rPr>
+              <w:t>0.98</w:t>
+            </w:r>
+          </w:p>
+        </w:tc>
+        <w:tc>
+          <w:tcPr>
+            <w:tcW w:w="0" w:type="auto"/>
+            <w:hideMark/>
+          </w:tcPr>
+          <w:p>
+            <w:pPr>
+              <w:spacing w:line="276" w:lineRule="auto"/>
+              <w:jc w:val="both"/>
+              <w:rPr>
+                <w:rFonts w:ascii="Calibri" w:hAnsi="Calibri" w:cs="Calibri"/>
+                <w:color w:val="000000" w:themeColor="text1"/>
+                <w:sz w:val="24"/>
+                <w:szCs w:val="24"/>
+                <w:lang w:val="en-KE"/>
+              </w:rPr>
+            </w:pPr>
+            <w:r>
+              <w:rPr>
+                <w:rFonts w:ascii="Calibri" w:hAnsi="Calibri" w:cs="Calibri"/>
+                <w:color w:val="000000" w:themeColor="text1"/>
+                <w:sz w:val="24"/>
+                <w:szCs w:val="24"/>
+                <w:lang w:val="en-KE"/>
+              </w:rPr>
+              <w:t>0.18</w:t>
+            </w:r>
+          </w:p>
+        </w:tc>
+      </w:tr>
+      <w:tr>
+        <w:tc>
+          <w:tcPr>
+            <w:tcW w:w="0" w:type="auto"/>
+            <w:hideMark/>
+          </w:tcPr>
+          <w:p>
+            <w:pPr>
+              <w:spacing w:line="276" w:lineRule="auto"/>
+              <w:jc w:val="both"/>
+              <w:rPr>
+                <w:rFonts w:ascii="Calibri" w:hAnsi="Calibri" w:cs="Calibri"/>
+                <w:color w:val="000000" w:themeColor="text1"/>
+                <w:sz w:val="24"/>
+                <w:szCs w:val="24"/>
+                <w:lang w:val="en-KE"/>
+              </w:rPr>
+            </w:pPr>
+            <w:r>
+              <w:rPr>
+                <w:rFonts w:ascii="Calibri" w:hAnsi="Calibri" w:cs="Calibri"/>
+                <w:color w:val="000000" w:themeColor="text1"/>
+                <w:sz w:val="24"/>
+                <w:szCs w:val="24"/>
+                <w:lang w:val="en-KE"/>
+              </w:rPr>
+              <w:t>Random Forest</w:t>
+            </w:r>
+          </w:p>
+        </w:tc>
+        <w:tc>
+          <w:tcPr>
+            <w:tcW w:w="0" w:type="auto"/>
+            <w:hideMark/>
+          </w:tcPr>
+          <w:p>
+            <w:pPr>
+              <w:spacing w:line="276" w:lineRule="auto"/>
+              <w:jc w:val="both"/>
+              <w:rPr>
+                <w:rFonts w:ascii="Calibri" w:hAnsi="Calibri" w:cs="Calibri"/>
+                <w:color w:val="000000" w:themeColor="text1"/>
+                <w:sz w:val="24"/>
+                <w:szCs w:val="24"/>
+                <w:lang w:val="en-KE"/>
+              </w:rPr>
+            </w:pPr>
+            <w:r>
+              <w:rPr>
+                <w:rFonts w:ascii="Calibri" w:hAnsi="Calibri" w:cs="Calibri"/>
+                <w:color w:val="000000" w:themeColor="text1"/>
+                <w:sz w:val="24"/>
+                <w:szCs w:val="24"/>
+                <w:lang w:val="en-KE"/>
+              </w:rPr>
+              <w:t>0.9796</w:t>
+            </w:r>
+          </w:p>
+        </w:tc>
+        <w:tc>
+          <w:tcPr>
+            <w:tcW w:w="0" w:type="auto"/>
+            <w:hideMark/>
+          </w:tcPr>
+          <w:p>
+            <w:pPr>
+              <w:spacing w:line="276" w:lineRule="auto"/>
+              <w:jc w:val="both"/>
+              <w:rPr>
+                <w:rFonts w:ascii="Calibri" w:hAnsi="Calibri" w:cs="Calibri"/>
+                <w:color w:val="000000" w:themeColor="text1"/>
+                <w:sz w:val="24"/>
+                <w:szCs w:val="24"/>
+                <w:lang w:val="en-KE"/>
+              </w:rPr>
+            </w:pPr>
+            <w:r>
+              <w:rPr>
+                <w:rFonts w:ascii="Calibri" w:hAnsi="Calibri" w:cs="Calibri"/>
+                <w:color w:val="000000" w:themeColor="text1"/>
+                <w:sz w:val="24"/>
+                <w:szCs w:val="24"/>
+                <w:lang w:val="en-KE"/>
+              </w:rPr>
+              <w:t>0.94</w:t>
+            </w:r>
+            <w:r>
+              <w:rPr>
+                <w:rFonts w:ascii="Calibri" w:hAnsi="Calibri" w:cs="Calibri"/>
+                <w:color w:val="000000" w:themeColor="text1"/>
+                <w:sz w:val="24"/>
+                <w:szCs w:val="24"/>
+                <w:lang w:val="en-KE"/>
+              </w:rPr>
+              <w:t xml:space="preserve"> </w:t>
+            </w:r>
+            <w:r>
+              <w:rPr>
+                <w:rFonts w:ascii="Calibri" w:hAnsi="Calibri" w:cs="Calibri"/>
+                <w:i/>
+                <w:iCs/>
+                <w:color w:val="000000" w:themeColor="text1"/>
+                <w:sz w:val="24"/>
+                <w:szCs w:val="24"/>
+                <w:lang w:val="en-KE"/>
+              </w:rPr>
+              <w:t xml:space="preserve">(Missed </w:t>
+            </w:r>
+            <w:r>
+              <w:rPr>
+                <w:rFonts w:ascii="Calibri" w:hAnsi="Calibri" w:cs="Calibri"/>
+                <w:i/>
+                <w:iCs/>
+                <w:color w:val="000000" w:themeColor="text1"/>
+                <w:sz w:val="24"/>
+                <w:szCs w:val="24"/>
+                <w:lang w:val="en-KE"/>
+              </w:rPr>
+              <w:t>26</w:t>
+            </w:r>
+            <w:r>
+              <w:rPr>
+                <w:rFonts w:ascii="Calibri" w:hAnsi="Calibri" w:cs="Calibri"/>
+                <w:i/>
+                <w:iCs/>
+                <w:color w:val="000000" w:themeColor="text1"/>
+                <w:sz w:val="24"/>
+                <w:szCs w:val="24"/>
+                <w:lang w:val="en-KE"/>
+              </w:rPr>
+              <w:t xml:space="preserve"> seizures)</w:t>
+            </w:r>
+          </w:p>
+        </w:tc>
+        <w:tc>
+          <w:tcPr>
+            <w:tcW w:w="0" w:type="auto"/>
+            <w:hideMark/>
+          </w:tcPr>
+          <w:p>
+            <w:pPr>
+              <w:spacing w:line="276" w:lineRule="auto"/>
+              <w:jc w:val="both"/>
+              <w:rPr>
+                <w:rFonts w:ascii="Calibri" w:hAnsi="Calibri" w:cs="Calibri"/>
+                <w:color w:val="000000" w:themeColor="text1"/>
+                <w:sz w:val="24"/>
+                <w:szCs w:val="24"/>
+                <w:lang w:val="en-KE"/>
+              </w:rPr>
+            </w:pPr>
+            <w:r>
+              <w:rPr>
+                <w:rFonts w:ascii="Calibri" w:hAnsi="Calibri" w:cs="Calibri"/>
+                <w:color w:val="000000" w:themeColor="text1"/>
+                <w:sz w:val="24"/>
+                <w:szCs w:val="24"/>
+                <w:lang w:val="en-KE"/>
+              </w:rPr>
+              <w:t>0.9</w:t>
+            </w:r>
+            <w:r>
+              <w:rPr>
+                <w:rFonts w:ascii="Calibri" w:hAnsi="Calibri" w:cs="Calibri"/>
+                <w:color w:val="000000" w:themeColor="text1"/>
+                <w:sz w:val="24"/>
+                <w:szCs w:val="24"/>
+                <w:lang w:val="en-KE"/>
+              </w:rPr>
+              <w:t>5</w:t>
+            </w:r>
+          </w:p>
+        </w:tc>
+        <w:tc>
+          <w:tcPr>
+            <w:tcW w:w="0" w:type="auto"/>
+            <w:hideMark/>
+          </w:tcPr>
+          <w:p>
+            <w:pPr>
+              <w:spacing w:line="276" w:lineRule="auto"/>
+              <w:jc w:val="both"/>
+              <w:rPr>
+                <w:rFonts w:ascii="Calibri" w:hAnsi="Calibri" w:cs="Calibri"/>
+                <w:color w:val="000000" w:themeColor="text1"/>
+                <w:sz w:val="24"/>
+                <w:szCs w:val="24"/>
+                <w:lang w:val="en-KE"/>
+              </w:rPr>
+            </w:pPr>
+            <w:r>
+              <w:rPr>
+                <w:rFonts w:ascii="Calibri" w:hAnsi="Calibri" w:cs="Calibri"/>
+                <w:color w:val="000000" w:themeColor="text1"/>
+                <w:sz w:val="24"/>
+                <w:szCs w:val="24"/>
+                <w:lang w:val="en-KE"/>
+              </w:rPr>
+              <w:t>0.95</w:t>
+            </w:r>
+          </w:p>
+        </w:tc>
+      </w:tr>
+    </w:tbl>
+    <w:p>
+      <w:pPr>
+        <w:pStyle w:val="Heading2"/>
+        <w:rPr>
+          <w:b w:val="0"/>
+          <w:bCs w:val="0"/>
+          <w:color w:val="000000" w:themeColor="text1"/>
+          <w:lang w:val="en-KE"/>
+        </w:rPr>
+      </w:pPr>
+      <w:r>
+        <w:rPr>
+          <w:b w:val="0"/>
+          <w:bCs w:val="0"/>
+          <w:color w:val="000000" w:themeColor="text1"/>
+          <w:lang w:val="en-KE"/>
+        </w:rPr>
+        <w:t>Key Takeaways</w:t>
+      </w:r>
+    </w:p>
+    <w:p>
+      <w:pPr>
+        <w:numPr>
+          <w:ilvl w:val="0"/>
+          <w:numId w:val="11"/>
+        </w:numPr>
+        <w:tabs>
+          <w:tab w:val="clear" w:pos="720"/>
+        </w:tabs>
+        <w:ind w:left="426" w:hanging="284"/>
+        <w:jc w:val="both"/>
+        <w:rPr>
+          <w:rFonts w:ascii="Calibri" w:hAnsi="Calibri" w:cs="Calibri"/>
+          <w:color w:val="000000" w:themeColor="text1"/>
+          <w:sz w:val="24"/>
+          <w:szCs w:val="24"/>
+          <w:lang w:val="en-KE"/>
+        </w:rPr>
+      </w:pPr>
+      <w:r>
+        <w:rPr>
+          <w:rFonts w:ascii="Calibri" w:hAnsi="Calibri" w:cs="Calibri"/>
+          <w:color w:val="000000" w:themeColor="text1"/>
+          <w:sz w:val="24"/>
+          <w:szCs w:val="24"/>
+          <w:lang w:val="en-KE"/>
+        </w:rPr>
+        <w:t xml:space="preserve">Why Logistic Regression </w:t>
+      </w:r>
+      <w:r>
+        <w:rPr>
+          <w:rFonts w:ascii="Calibri" w:hAnsi="Calibri" w:cs="Calibri"/>
+          <w:color w:val="000000" w:themeColor="text1"/>
+          <w:sz w:val="24"/>
+          <w:szCs w:val="24"/>
+          <w:lang w:val="en-KE"/>
+        </w:rPr>
+        <w:t>struggles – b</w:t>
+      </w:r>
+      <w:r>
+        <w:rPr>
+          <w:rFonts w:ascii="Calibri" w:hAnsi="Calibri" w:cs="Calibri"/>
+          <w:color w:val="000000" w:themeColor="text1"/>
+          <w:sz w:val="24"/>
+          <w:szCs w:val="24"/>
+          <w:lang w:val="en-KE"/>
+        </w:rPr>
+        <w:t>rainwaves are highly complex, continuous, and unpredictable. Logistic Regression tries to draw simple, straight lines to separate data, which is too basic for reading EEG signals. Because of this, it only caught the most extreme, obvious seizures and missed everything else.</w:t>
+      </w:r>
+    </w:p>
+    <w:p>
+      <w:pPr>
+        <w:numPr>
+          <w:ilvl w:val="0"/>
+          <w:numId w:val="11"/>
+        </w:numPr>
+        <w:tabs>
+          <w:tab w:val="clear" w:pos="720"/>
+        </w:tabs>
+        <w:ind w:left="426" w:hanging="284"/>
+        <w:jc w:val="both"/>
+        <w:rPr>
+          <w:rFonts w:ascii="Calibri" w:hAnsi="Calibri" w:cs="Calibri"/>
+          <w:color w:val="000000" w:themeColor="text1"/>
+          <w:sz w:val="24"/>
+          <w:szCs w:val="24"/>
+          <w:lang w:val="en-KE"/>
+        </w:rPr>
+      </w:pPr>
+      <w:r>
+        <w:rPr>
+          <w:rFonts w:ascii="Calibri" w:hAnsi="Calibri" w:cs="Calibri"/>
+          <w:color w:val="000000" w:themeColor="text1"/>
+          <w:sz w:val="24"/>
+          <w:szCs w:val="24"/>
+          <w:lang w:val="en-KE"/>
+        </w:rPr>
+        <w:t xml:space="preserve">Why Random Forest </w:t>
+      </w:r>
+      <w:r>
+        <w:rPr>
+          <w:rFonts w:ascii="Calibri" w:hAnsi="Calibri" w:cs="Calibri"/>
+          <w:color w:val="000000" w:themeColor="text1"/>
+          <w:sz w:val="24"/>
+          <w:szCs w:val="24"/>
+          <w:lang w:val="en-KE"/>
+        </w:rPr>
+        <w:t>w</w:t>
+      </w:r>
+      <w:r>
+        <w:rPr>
+          <w:rFonts w:ascii="Calibri" w:hAnsi="Calibri" w:cs="Calibri"/>
+          <w:color w:val="000000" w:themeColor="text1"/>
+          <w:sz w:val="24"/>
+          <w:szCs w:val="24"/>
+          <w:lang w:val="en-KE"/>
+        </w:rPr>
+        <w:t>on</w:t>
+      </w:r>
+      <w:r>
+        <w:rPr>
+          <w:rFonts w:ascii="Calibri" w:hAnsi="Calibri" w:cs="Calibri"/>
+          <w:color w:val="000000" w:themeColor="text1"/>
+          <w:sz w:val="24"/>
+          <w:szCs w:val="24"/>
+          <w:lang w:val="en-KE"/>
+        </w:rPr>
+        <w:t xml:space="preserve"> – </w:t>
+      </w:r>
+      <w:r>
+        <w:rPr>
+          <w:rFonts w:ascii="Calibri" w:hAnsi="Calibri" w:cs="Calibri"/>
+          <w:color w:val="000000" w:themeColor="text1"/>
+          <w:sz w:val="24"/>
+          <w:szCs w:val="24"/>
+          <w:lang w:val="en-KE"/>
+        </w:rPr>
+        <w:t>Random Forest works like a team of decision-makers</w:t>
+      </w:r>
+      <w:r>
+        <w:rPr>
+          <w:rFonts w:ascii="Calibri" w:hAnsi="Calibri" w:cs="Calibri"/>
+          <w:color w:val="000000" w:themeColor="text1"/>
+          <w:sz w:val="24"/>
+          <w:szCs w:val="24"/>
+          <w:lang w:val="en-KE"/>
+        </w:rPr>
+        <w:t>, i</w:t>
+      </w:r>
+      <w:r>
+        <w:rPr>
+          <w:rFonts w:ascii="Calibri" w:hAnsi="Calibri" w:cs="Calibri"/>
+          <w:color w:val="000000" w:themeColor="text1"/>
+          <w:sz w:val="24"/>
+          <w:szCs w:val="24"/>
+          <w:lang w:val="en-KE"/>
+        </w:rPr>
+        <w:t>t was able to find hidden, complex patterns in the data without forcing simple rules. This allowed it to do a much better job of recognizing when a seizure was happening.</w:t>
+      </w:r>
+    </w:p>
+    <w:p>
+      <w:pPr>
+        <w:numPr>
+          <w:ilvl w:val="0"/>
+          <w:numId w:val="11"/>
+        </w:numPr>
+        <w:tabs>
+          <w:tab w:val="clear" w:pos="720"/>
+        </w:tabs>
+        <w:ind w:left="426" w:hanging="284"/>
+        <w:jc w:val="both"/>
+        <w:rPr>
+          <w:rFonts w:ascii="Calibri" w:hAnsi="Calibri" w:cs="Calibri"/>
+          <w:color w:val="000000" w:themeColor="text1"/>
+          <w:sz w:val="24"/>
+          <w:szCs w:val="24"/>
+          <w:lang w:val="en-KE"/>
+        </w:rPr>
+      </w:pPr>
+      <w:r>
+        <w:rPr>
+          <w:rFonts w:ascii="Calibri" w:hAnsi="Calibri" w:cs="Calibri"/>
+          <w:color w:val="000000" w:themeColor="text1"/>
+          <w:sz w:val="24"/>
+          <w:szCs w:val="24"/>
+          <w:lang w:val="en-KE"/>
+        </w:rPr>
+        <w:t xml:space="preserve">The </w:t>
+      </w:r>
+      <w:r>
+        <w:rPr>
+          <w:rFonts w:ascii="Calibri" w:hAnsi="Calibri" w:cs="Calibri"/>
+          <w:color w:val="000000" w:themeColor="text1"/>
+          <w:sz w:val="24"/>
+          <w:szCs w:val="24"/>
+          <w:lang w:val="en-KE"/>
+        </w:rPr>
+        <w:t>d</w:t>
+      </w:r>
+      <w:r>
+        <w:rPr>
+          <w:rFonts w:ascii="Calibri" w:hAnsi="Calibri" w:cs="Calibri"/>
+          <w:color w:val="000000" w:themeColor="text1"/>
+          <w:sz w:val="24"/>
+          <w:szCs w:val="24"/>
+          <w:lang w:val="en-KE"/>
+        </w:rPr>
+        <w:t xml:space="preserve">anger of </w:t>
+      </w:r>
+      <w:r>
+        <w:rPr>
+          <w:rFonts w:ascii="Calibri" w:hAnsi="Calibri" w:cs="Calibri"/>
+          <w:color w:val="000000" w:themeColor="text1"/>
+          <w:sz w:val="24"/>
+          <w:szCs w:val="24"/>
+          <w:lang w:val="en-KE"/>
+        </w:rPr>
+        <w:t>m</w:t>
+      </w:r>
+      <w:r>
+        <w:rPr>
+          <w:rFonts w:ascii="Calibri" w:hAnsi="Calibri" w:cs="Calibri"/>
+          <w:color w:val="000000" w:themeColor="text1"/>
+          <w:sz w:val="24"/>
+          <w:szCs w:val="24"/>
+          <w:lang w:val="en-KE"/>
+        </w:rPr>
+        <w:t xml:space="preserve">issed </w:t>
+      </w:r>
+      <w:r>
+        <w:rPr>
+          <w:rFonts w:ascii="Calibri" w:hAnsi="Calibri" w:cs="Calibri"/>
+          <w:color w:val="000000" w:themeColor="text1"/>
+          <w:sz w:val="24"/>
+          <w:szCs w:val="24"/>
+          <w:lang w:val="en-KE"/>
+        </w:rPr>
+        <w:t>a</w:t>
+      </w:r>
+      <w:r>
+        <w:rPr>
+          <w:rFonts w:ascii="Calibri" w:hAnsi="Calibri" w:cs="Calibri"/>
+          <w:color w:val="000000" w:themeColor="text1"/>
+          <w:sz w:val="24"/>
+          <w:szCs w:val="24"/>
+          <w:lang w:val="en-KE"/>
+        </w:rPr>
+        <w:t>larms</w:t>
+      </w:r>
+      <w:r>
+        <w:rPr>
+          <w:rFonts w:ascii="Calibri" w:hAnsi="Calibri" w:cs="Calibri"/>
+          <w:color w:val="000000" w:themeColor="text1"/>
+          <w:sz w:val="24"/>
+          <w:szCs w:val="24"/>
+          <w:lang w:val="en-KE"/>
+        </w:rPr>
+        <w:t xml:space="preserve"> – i</w:t>
+      </w:r>
+      <w:r>
+        <w:rPr>
+          <w:rFonts w:ascii="Calibri" w:hAnsi="Calibri" w:cs="Calibri"/>
+          <w:color w:val="000000" w:themeColor="text1"/>
+          <w:sz w:val="24"/>
+          <w:szCs w:val="24"/>
+          <w:lang w:val="en-KE"/>
+        </w:rPr>
+        <w:t xml:space="preserve">n healthcare, we have to look at </w:t>
+      </w:r>
+      <w:r>
+        <w:rPr>
+          <w:rFonts w:ascii="Calibri" w:hAnsi="Calibri" w:cs="Calibri"/>
+          <w:i/>
+          <w:iCs/>
+          <w:color w:val="000000" w:themeColor="text1"/>
+          <w:sz w:val="24"/>
+          <w:szCs w:val="24"/>
+          <w:lang w:val="en-KE"/>
+        </w:rPr>
+        <w:t>Recall</w:t>
+      </w:r>
+      <w:r>
+        <w:rPr>
+          <w:rFonts w:ascii="Calibri" w:hAnsi="Calibri" w:cs="Calibri"/>
+          <w:color w:val="000000" w:themeColor="text1"/>
+          <w:sz w:val="24"/>
+          <w:szCs w:val="24"/>
+          <w:lang w:val="en-KE"/>
+        </w:rPr>
+        <w:t xml:space="preserve"> (how many actual seizures the model caught). A </w:t>
+      </w:r>
+      <w:r>
+        <w:rPr>
+          <w:rFonts w:ascii="Calibri" w:hAnsi="Calibri" w:cs="Calibri"/>
+          <w:color w:val="000000" w:themeColor="text1"/>
+          <w:sz w:val="24"/>
+          <w:szCs w:val="24"/>
+          <w:lang w:val="en-KE"/>
+        </w:rPr>
+        <w:t>f</w:t>
+      </w:r>
+      <w:r>
+        <w:rPr>
+          <w:rFonts w:ascii="Calibri" w:hAnsi="Calibri" w:cs="Calibri"/>
+          <w:color w:val="000000" w:themeColor="text1"/>
+          <w:sz w:val="24"/>
+          <w:szCs w:val="24"/>
+          <w:lang w:val="en-KE"/>
+        </w:rPr>
+        <w:t xml:space="preserve">alse </w:t>
+      </w:r>
+      <w:r>
+        <w:rPr>
+          <w:rFonts w:ascii="Calibri" w:hAnsi="Calibri" w:cs="Calibri"/>
+          <w:color w:val="000000" w:themeColor="text1"/>
+          <w:sz w:val="24"/>
+          <w:szCs w:val="24"/>
+          <w:lang w:val="en-KE"/>
+        </w:rPr>
+        <w:t>p</w:t>
+      </w:r>
+      <w:r>
+        <w:rPr>
+          <w:rFonts w:ascii="Calibri" w:hAnsi="Calibri" w:cs="Calibri"/>
+          <w:color w:val="000000" w:themeColor="text1"/>
+          <w:sz w:val="24"/>
+          <w:szCs w:val="24"/>
+          <w:lang w:val="en-KE"/>
+        </w:rPr>
+        <w:t>ositive (a false alarm) just means a nurse checks on a patient who is fine</w:t>
+      </w:r>
+      <w:r>
+        <w:rPr>
+          <w:rFonts w:ascii="Calibri" w:hAnsi="Calibri" w:cs="Calibri"/>
+          <w:color w:val="000000" w:themeColor="text1"/>
+          <w:sz w:val="24"/>
+          <w:szCs w:val="24"/>
+          <w:lang w:val="en-KE"/>
+        </w:rPr>
+        <w:t>, b</w:t>
+      </w:r>
+      <w:r>
+        <w:rPr>
+          <w:rFonts w:ascii="Calibri" w:hAnsi="Calibri" w:cs="Calibri"/>
+          <w:color w:val="000000" w:themeColor="text1"/>
+          <w:sz w:val="24"/>
+          <w:szCs w:val="24"/>
+          <w:lang w:val="en-KE"/>
+        </w:rPr>
+        <w:t xml:space="preserve">ut a </w:t>
+      </w:r>
+      <w:r>
+        <w:rPr>
+          <w:rFonts w:ascii="Calibri" w:hAnsi="Calibri" w:cs="Calibri"/>
+          <w:color w:val="000000" w:themeColor="text1"/>
+          <w:sz w:val="24"/>
+          <w:szCs w:val="24"/>
+          <w:lang w:val="en-KE"/>
+        </w:rPr>
+        <w:t>f</w:t>
+      </w:r>
+      <w:r>
+        <w:rPr>
+          <w:rFonts w:ascii="Calibri" w:hAnsi="Calibri" w:cs="Calibri"/>
+          <w:color w:val="000000" w:themeColor="text1"/>
+          <w:sz w:val="24"/>
+          <w:szCs w:val="24"/>
+          <w:lang w:val="en-KE"/>
+        </w:rPr>
+        <w:t xml:space="preserve">alse </w:t>
+      </w:r>
+      <w:r>
+        <w:rPr>
+          <w:rFonts w:ascii="Calibri" w:hAnsi="Calibri" w:cs="Calibri"/>
+          <w:color w:val="000000" w:themeColor="text1"/>
+          <w:sz w:val="24"/>
+          <w:szCs w:val="24"/>
+          <w:lang w:val="en-KE"/>
+        </w:rPr>
+        <w:t>n</w:t>
+      </w:r>
+      <w:r>
+        <w:rPr>
+          <w:rFonts w:ascii="Calibri" w:hAnsi="Calibri" w:cs="Calibri"/>
+          <w:color w:val="000000" w:themeColor="text1"/>
+          <w:sz w:val="24"/>
+          <w:szCs w:val="24"/>
+          <w:lang w:val="en-KE"/>
+        </w:rPr>
+        <w:t>egative (missing a real seizure) can lead to serious injury. The first model missed 90% of seizures, showing why we can't just trust a high accuracy score.</w:t>
+      </w:r>
+    </w:p>
+    <w:p>
+      <w:pPr>
+        <w:pStyle w:val="Heading2"/>
+        <w:rPr>
+          <w:b w:val="0"/>
+          <w:bCs w:val="0"/>
+          <w:color w:val="000000" w:themeColor="text1"/>
+          <w:lang w:val="en-KE"/>
+        </w:rPr>
+      </w:pPr>
+      <w:r>
+        <w:rPr>
+          <w:b w:val="0"/>
+          <w:bCs w:val="0"/>
+          <w:color w:val="000000" w:themeColor="text1"/>
+          <w:lang w:val="en-KE"/>
+        </w:rPr>
+        <w:lastRenderedPageBreak/>
+        <w:t>Current Limitations</w:t>
+      </w:r>
+    </w:p>
+    <w:p>
+      <w:pPr>
+        <w:numPr>
+          <w:ilvl w:val="0"/>
+          <w:numId w:val="12"/>
+        </w:numPr>
+        <w:tabs>
+          <w:tab w:val="clear" w:pos="720"/>
+        </w:tabs>
+        <w:ind w:left="426" w:hanging="284"/>
+        <w:jc w:val="both"/>
+        <w:rPr>
+          <w:rFonts w:ascii="Calibri" w:hAnsi="Calibri" w:cs="Calibri"/>
+          <w:color w:val="000000" w:themeColor="text1"/>
+          <w:sz w:val="24"/>
+          <w:szCs w:val="24"/>
+          <w:lang w:val="en-KE"/>
+        </w:rPr>
+      </w:pPr>
+      <w:r>
+        <w:rPr>
+          <w:rFonts w:ascii="Calibri" w:hAnsi="Calibri" w:cs="Calibri"/>
+          <w:color w:val="000000" w:themeColor="text1"/>
+          <w:sz w:val="24"/>
+          <w:szCs w:val="24"/>
+          <w:lang w:val="en-KE"/>
+        </w:rPr>
+        <w:t xml:space="preserve">Cleaned </w:t>
+      </w:r>
+      <w:r>
+        <w:rPr>
+          <w:rFonts w:ascii="Calibri" w:hAnsi="Calibri" w:cs="Calibri"/>
+          <w:color w:val="000000" w:themeColor="text1"/>
+          <w:sz w:val="24"/>
+          <w:szCs w:val="24"/>
+          <w:lang w:val="en-KE"/>
+        </w:rPr>
+        <w:t>d</w:t>
+      </w:r>
+      <w:r>
+        <w:rPr>
+          <w:rFonts w:ascii="Calibri" w:hAnsi="Calibri" w:cs="Calibri"/>
+          <w:color w:val="000000" w:themeColor="text1"/>
+          <w:sz w:val="24"/>
+          <w:szCs w:val="24"/>
+          <w:lang w:val="en-KE"/>
+        </w:rPr>
+        <w:t>ata</w:t>
+      </w:r>
+      <w:r>
+        <w:rPr>
+          <w:rFonts w:ascii="Calibri" w:hAnsi="Calibri" w:cs="Calibri"/>
+          <w:color w:val="000000" w:themeColor="text1"/>
+          <w:sz w:val="24"/>
+          <w:szCs w:val="24"/>
+          <w:lang w:val="en-KE"/>
+        </w:rPr>
+        <w:t xml:space="preserve"> – t</w:t>
+      </w:r>
+      <w:r>
+        <w:rPr>
+          <w:rFonts w:ascii="Calibri" w:hAnsi="Calibri" w:cs="Calibri"/>
+          <w:color w:val="000000" w:themeColor="text1"/>
+          <w:sz w:val="24"/>
+          <w:szCs w:val="24"/>
+          <w:lang w:val="en-KE"/>
+        </w:rPr>
+        <w:t xml:space="preserve">he data used in this project was pre-processed and cleaned. In a real hospital, EEG data </w:t>
+      </w:r>
+      <w:r>
+        <w:rPr>
+          <w:rFonts w:ascii="Calibri" w:hAnsi="Calibri" w:cs="Calibri"/>
+          <w:color w:val="000000" w:themeColor="text1"/>
+          <w:sz w:val="24"/>
+          <w:szCs w:val="24"/>
+          <w:lang w:val="en-KE"/>
+        </w:rPr>
+        <w:t>contains a lot of noise from muscle movements and</w:t>
+      </w:r>
+      <w:r>
+        <w:rPr>
+          <w:rFonts w:ascii="Calibri" w:hAnsi="Calibri" w:cs="Calibri"/>
+          <w:color w:val="000000" w:themeColor="text1"/>
+          <w:sz w:val="24"/>
+          <w:szCs w:val="24"/>
+          <w:lang w:val="en-KE"/>
+        </w:rPr>
+        <w:t xml:space="preserve"> electrical interference.</w:t>
+      </w:r>
+    </w:p>
+    <w:p>
+      <w:pPr>
+        <w:numPr>
+          <w:ilvl w:val="0"/>
+          <w:numId w:val="12"/>
+        </w:numPr>
+        <w:tabs>
+          <w:tab w:val="clear" w:pos="720"/>
+        </w:tabs>
+        <w:ind w:left="426" w:hanging="284"/>
+        <w:jc w:val="both"/>
+        <w:rPr>
+          <w:rFonts w:ascii="Calibri" w:hAnsi="Calibri" w:cs="Calibri"/>
+          <w:color w:val="000000" w:themeColor="text1"/>
+          <w:sz w:val="24"/>
+          <w:szCs w:val="24"/>
+          <w:lang w:val="en-KE"/>
+        </w:rPr>
+      </w:pPr>
+      <w:r>
+        <w:rPr>
+          <w:rFonts w:ascii="Calibri" w:hAnsi="Calibri" w:cs="Calibri"/>
+          <w:color w:val="000000" w:themeColor="text1"/>
+          <w:sz w:val="24"/>
+          <w:szCs w:val="24"/>
+          <w:lang w:val="en-KE"/>
+        </w:rPr>
+        <w:t xml:space="preserve">Missing </w:t>
+      </w:r>
+      <w:r>
+        <w:rPr>
+          <w:rFonts w:ascii="Calibri" w:hAnsi="Calibri" w:cs="Calibri"/>
+          <w:color w:val="000000" w:themeColor="text1"/>
+          <w:sz w:val="24"/>
+          <w:szCs w:val="24"/>
+          <w:lang w:val="en-KE"/>
+        </w:rPr>
+        <w:t>p</w:t>
+      </w:r>
+      <w:r>
+        <w:rPr>
+          <w:rFonts w:ascii="Calibri" w:hAnsi="Calibri" w:cs="Calibri"/>
+          <w:color w:val="000000" w:themeColor="text1"/>
+          <w:sz w:val="24"/>
+          <w:szCs w:val="24"/>
+          <w:lang w:val="en-KE"/>
+        </w:rPr>
+        <w:t xml:space="preserve">atient </w:t>
+      </w:r>
+      <w:r>
+        <w:rPr>
+          <w:rFonts w:ascii="Calibri" w:hAnsi="Calibri" w:cs="Calibri"/>
+          <w:color w:val="000000" w:themeColor="text1"/>
+          <w:sz w:val="24"/>
+          <w:szCs w:val="24"/>
+          <w:lang w:val="en-KE"/>
+        </w:rPr>
+        <w:t>c</w:t>
+      </w:r>
+      <w:r>
+        <w:rPr>
+          <w:rFonts w:ascii="Calibri" w:hAnsi="Calibri" w:cs="Calibri"/>
+          <w:color w:val="000000" w:themeColor="text1"/>
+          <w:sz w:val="24"/>
+          <w:szCs w:val="24"/>
+          <w:lang w:val="en-KE"/>
+        </w:rPr>
+        <w:t>ontext</w:t>
+      </w:r>
+      <w:r>
+        <w:rPr>
+          <w:rFonts w:ascii="Calibri" w:hAnsi="Calibri" w:cs="Calibri"/>
+          <w:color w:val="000000" w:themeColor="text1"/>
+          <w:sz w:val="24"/>
+          <w:szCs w:val="24"/>
+          <w:lang w:val="en-KE"/>
+        </w:rPr>
+        <w:t xml:space="preserve"> – t</w:t>
+      </w:r>
+      <w:r>
+        <w:rPr>
+          <w:rFonts w:ascii="Calibri" w:hAnsi="Calibri" w:cs="Calibri"/>
+          <w:color w:val="000000" w:themeColor="text1"/>
+          <w:sz w:val="24"/>
+          <w:szCs w:val="24"/>
+          <w:lang w:val="en-KE"/>
+        </w:rPr>
+        <w:t>he model only looks at a snapshot of brainwaves. It doesn't know if the patient missed their medication, didn't sleep well, or has a history of severe epilepsy.</w:t>
+      </w:r>
+    </w:p>
+    <w:p>
+      <w:pPr>
+        <w:numPr>
+          <w:ilvl w:val="0"/>
+          <w:numId w:val="12"/>
+        </w:numPr>
+        <w:tabs>
+          <w:tab w:val="clear" w:pos="720"/>
+        </w:tabs>
+        <w:ind w:left="426" w:hanging="284"/>
+        <w:jc w:val="both"/>
+        <w:rPr>
+          <w:rFonts w:ascii="Calibri" w:hAnsi="Calibri" w:cs="Calibri"/>
+          <w:color w:val="000000" w:themeColor="text1"/>
+          <w:sz w:val="24"/>
+          <w:szCs w:val="24"/>
+          <w:lang w:val="en-KE"/>
+        </w:rPr>
+      </w:pPr>
+      <w:r>
+        <w:rPr>
+          <w:rFonts w:ascii="Calibri" w:hAnsi="Calibri" w:cs="Calibri"/>
+          <w:color w:val="000000" w:themeColor="text1"/>
+          <w:sz w:val="24"/>
+          <w:szCs w:val="24"/>
+          <w:lang w:val="en-KE"/>
+        </w:rPr>
+        <w:t xml:space="preserve">Ignoring </w:t>
+      </w:r>
+      <w:r>
+        <w:rPr>
+          <w:rFonts w:ascii="Calibri" w:hAnsi="Calibri" w:cs="Calibri"/>
+          <w:color w:val="000000" w:themeColor="text1"/>
+          <w:sz w:val="24"/>
+          <w:szCs w:val="24"/>
+          <w:lang w:val="en-KE"/>
+        </w:rPr>
+        <w:t>t</w:t>
+      </w:r>
+      <w:r>
+        <w:rPr>
+          <w:rFonts w:ascii="Calibri" w:hAnsi="Calibri" w:cs="Calibri"/>
+          <w:color w:val="000000" w:themeColor="text1"/>
+          <w:sz w:val="24"/>
+          <w:szCs w:val="24"/>
+          <w:lang w:val="en-KE"/>
+        </w:rPr>
+        <w:t>ime</w:t>
+      </w:r>
+      <w:r>
+        <w:rPr>
+          <w:rFonts w:ascii="Calibri" w:hAnsi="Calibri" w:cs="Calibri"/>
+          <w:color w:val="000000" w:themeColor="text1"/>
+          <w:sz w:val="24"/>
+          <w:szCs w:val="24"/>
+          <w:lang w:val="en-KE"/>
+        </w:rPr>
+        <w:t xml:space="preserve"> – t</w:t>
+      </w:r>
+      <w:r>
+        <w:rPr>
+          <w:rFonts w:ascii="Calibri" w:hAnsi="Calibri" w:cs="Calibri"/>
+          <w:color w:val="000000" w:themeColor="text1"/>
+          <w:sz w:val="24"/>
+          <w:szCs w:val="24"/>
+          <w:lang w:val="en-KE"/>
+        </w:rPr>
+        <w:t xml:space="preserve">he current models look at data points individually. They don't fully understand the </w:t>
+      </w:r>
+      <w:r>
+        <w:rPr>
+          <w:rFonts w:ascii="Calibri" w:hAnsi="Calibri" w:cs="Calibri"/>
+          <w:color w:val="000000" w:themeColor="text1"/>
+          <w:sz w:val="24"/>
+          <w:szCs w:val="24"/>
+          <w:lang w:val="en-KE"/>
+        </w:rPr>
+        <w:t>fl</w:t>
+      </w:r>
+      <w:r>
+        <w:rPr>
+          <w:rFonts w:ascii="Calibri" w:hAnsi="Calibri" w:cs="Calibri"/>
+          <w:color w:val="000000" w:themeColor="text1"/>
+          <w:sz w:val="24"/>
+          <w:szCs w:val="24"/>
+          <w:lang w:val="en-KE"/>
+        </w:rPr>
+        <w:t>ow of the brainwaves over time.</w:t>
+      </w:r>
+    </w:p>
+    <w:p>
+      <w:pPr>
+        <w:pStyle w:val="Heading2"/>
+        <w:rPr>
+          <w:b w:val="0"/>
+          <w:bCs w:val="0"/>
+          <w:color w:val="000000" w:themeColor="text1"/>
+        </w:rPr>
+      </w:pPr>
+      <w:r>
+        <w:rPr>
+          <w:b w:val="0"/>
+          <w:bCs w:val="0"/>
+          <w:color w:val="000000" w:themeColor="text1"/>
+        </w:rPr>
+        <w:t>F</w:t>
+      </w:r>
+      <w:r>
+        <w:rPr>
+          <w:b w:val="0"/>
+          <w:bCs w:val="0"/>
+          <w:color w:val="000000" w:themeColor="text1"/>
+        </w:rPr>
+        <w:t xml:space="preserve">uture improvements </w:t>
+      </w:r>
+    </w:p>
+    <w:p>
+      <w:pPr>
+        <w:jc w:val="both"/>
+        <w:rPr>
+          <w:rFonts w:ascii="Calibri" w:hAnsi="Calibri" w:cs="Calibri"/>
+          <w:color w:val="000000" w:themeColor="text1"/>
           <w:sz w:val="24"/>
           <w:szCs w:val="24"/>
         </w:rPr>
       </w:pPr>
       <w:r>
         <w:rPr>
-          <w:rFonts w:asciiTheme="majorHAnsi" w:hAnsiTheme="majorHAnsi" w:cstheme="majorHAnsi"/>
+          <w:rFonts w:ascii="Calibri" w:hAnsi="Calibri" w:cs="Calibri"/>
+          <w:color w:val="000000" w:themeColor="text1"/>
           <w:sz w:val="24"/>
           <w:szCs w:val="24"/>
         </w:rPr>
-        <w:t>Key outcomes of the project included:</w:t>
+        <w:t>D</w:t>
       </w:r>
-    </w:p>
-    <w:p>
-      <w:pPr>
-        <w:pStyle w:val="ListParagraph"/>
-        <w:numPr>
-          <w:ilvl w:val="0"/>
-          <w:numId w:val="10"/>
-        </w:numPr>
-        <w:ind w:left="426" w:hanging="284"/>
-        <w:jc w:val="both"/>
+      <w:r>
         <w:rPr>
-          <w:rFonts w:asciiTheme="majorHAnsi" w:hAnsiTheme="majorHAnsi" w:cstheme="majorHAnsi"/>
+          <w:rFonts w:ascii="Calibri" w:hAnsi="Calibri" w:cs="Calibri"/>
+          <w:color w:val="000000" w:themeColor="text1"/>
           <w:sz w:val="24"/>
           <w:szCs w:val="24"/>
         </w:rPr>
-      </w:pPr>
+        <w:t>eep</w:t>
+      </w:r>
       <w:r>
         <w:rPr>
-          <w:rFonts w:asciiTheme="majorHAnsi" w:hAnsiTheme="majorHAnsi" w:cstheme="majorHAnsi"/>
+          <w:rFonts w:ascii="Calibri" w:hAnsi="Calibri" w:cs="Calibri"/>
+          <w:color w:val="000000" w:themeColor="text1"/>
           <w:sz w:val="24"/>
           <w:szCs w:val="24"/>
         </w:rPr>
-        <w:t xml:space="preserve">Understanding </w:t>
+        <w:t xml:space="preserve"> learning integration, real-time seizure detection systems, and deployment into healthcare monitoring applications</w:t>
       </w:r>
       <w:r>
         <w:rPr>
-          <w:rFonts w:asciiTheme="majorHAnsi" w:hAnsiTheme="majorHAnsi" w:cstheme="majorHAnsi"/>
+          <w:rFonts w:ascii="Calibri" w:hAnsi="Calibri" w:cs="Calibri"/>
+          <w:color w:val="000000" w:themeColor="text1"/>
           <w:sz w:val="24"/>
           <w:szCs w:val="24"/>
         </w:rPr>
-        <w:t xml:space="preserve">the </w:t>
-      </w:r>
-      <w:r>
-        <w:rPr>
-          <w:rFonts w:asciiTheme="majorHAnsi" w:hAnsiTheme="majorHAnsi" w:cstheme="majorHAnsi"/>
-          <w:sz w:val="24"/>
-          <w:szCs w:val="24"/>
-        </w:rPr>
-        <w:t>EEG signal preprocessing technique</w:t>
-      </w:r>
-    </w:p>
-    <w:p>
-      <w:pPr>
-        <w:pStyle w:val="ListParagraph"/>
-        <w:numPr>
-          <w:ilvl w:val="0"/>
-          <w:numId w:val="10"/>
-        </w:numPr>
-        <w:ind w:left="426" w:hanging="284"/>
-        <w:jc w:val="both"/>
-        <w:rPr>
-          <w:rFonts w:asciiTheme="majorHAnsi" w:hAnsiTheme="majorHAnsi" w:cstheme="majorHAnsi"/>
-          <w:sz w:val="24"/>
-          <w:szCs w:val="24"/>
-        </w:rPr>
-      </w:pPr>
-      <w:r>
-        <w:rPr>
-          <w:rFonts w:asciiTheme="majorHAnsi" w:hAnsiTheme="majorHAnsi" w:cstheme="majorHAnsi"/>
-          <w:sz w:val="24"/>
-          <w:szCs w:val="24"/>
-        </w:rPr>
-        <w:t>Building an end-to-end machine learning classification pipeline</w:t>
-      </w:r>
-    </w:p>
-    <w:p>
-      <w:pPr>
-        <w:pStyle w:val="ListParagraph"/>
-        <w:numPr>
-          <w:ilvl w:val="0"/>
-          <w:numId w:val="10"/>
-        </w:numPr>
-        <w:ind w:left="426" w:hanging="284"/>
-        <w:jc w:val="both"/>
-        <w:rPr>
-          <w:rFonts w:asciiTheme="majorHAnsi" w:hAnsiTheme="majorHAnsi" w:cstheme="majorHAnsi"/>
-          <w:sz w:val="24"/>
-          <w:szCs w:val="24"/>
-        </w:rPr>
-      </w:pPr>
-      <w:r>
-        <w:rPr>
-          <w:rFonts w:asciiTheme="majorHAnsi" w:hAnsiTheme="majorHAnsi" w:cstheme="majorHAnsi"/>
-          <w:sz w:val="24"/>
-          <w:szCs w:val="24"/>
-        </w:rPr>
-        <w:t>Gaining experience in health analytics and biomedical data analysis</w:t>
-      </w:r>
-    </w:p>
-    <w:p>
-      <w:pPr>
-        <w:pStyle w:val="ListParagraph"/>
-        <w:numPr>
-          <w:ilvl w:val="0"/>
-          <w:numId w:val="10"/>
-        </w:numPr>
-        <w:ind w:left="426" w:hanging="284"/>
-        <w:jc w:val="both"/>
-        <w:rPr>
-          <w:rFonts w:asciiTheme="majorHAnsi" w:hAnsiTheme="majorHAnsi" w:cstheme="majorHAnsi"/>
-          <w:sz w:val="24"/>
-          <w:szCs w:val="24"/>
-        </w:rPr>
-      </w:pPr>
-      <w:r>
-        <w:rPr>
-          <w:rFonts w:asciiTheme="majorHAnsi" w:hAnsiTheme="majorHAnsi" w:cstheme="majorHAnsi"/>
-          <w:sz w:val="24"/>
-          <w:szCs w:val="24"/>
-        </w:rPr>
-        <w:t>Evaluating multiple classification algorithms</w:t>
-      </w:r>
-    </w:p>
-    <w:p>
-      <w:pPr>
-        <w:pStyle w:val="ListParagraph"/>
-        <w:numPr>
-          <w:ilvl w:val="0"/>
-          <w:numId w:val="10"/>
-        </w:numPr>
-        <w:ind w:left="426" w:hanging="284"/>
-        <w:jc w:val="both"/>
-        <w:rPr>
-          <w:rFonts w:asciiTheme="majorHAnsi" w:hAnsiTheme="majorHAnsi" w:cstheme="majorHAnsi"/>
-          <w:sz w:val="24"/>
-          <w:szCs w:val="24"/>
-        </w:rPr>
-      </w:pPr>
-      <w:r>
-        <w:rPr>
-          <w:rFonts w:asciiTheme="majorHAnsi" w:hAnsiTheme="majorHAnsi" w:cstheme="majorHAnsi"/>
-          <w:sz w:val="24"/>
-          <w:szCs w:val="24"/>
-        </w:rPr>
-        <w:t>Generating visual insights from EEG signal data</w:t>
-      </w:r>
-    </w:p>
-    <w:p>
-      <w:pPr>
-        <w:pStyle w:val="ListParagraph"/>
-        <w:numPr>
-          <w:ilvl w:val="0"/>
-          <w:numId w:val="10"/>
-        </w:numPr>
-        <w:ind w:left="426" w:hanging="284"/>
-        <w:jc w:val="both"/>
-        <w:rPr>
-          <w:rFonts w:asciiTheme="majorHAnsi" w:hAnsiTheme="majorHAnsi" w:cstheme="majorHAnsi"/>
-          <w:sz w:val="24"/>
-          <w:szCs w:val="24"/>
-        </w:rPr>
-      </w:pPr>
-      <w:r>
-        <w:rPr>
-          <w:rFonts w:asciiTheme="majorHAnsi" w:hAnsiTheme="majorHAnsi" w:cstheme="majorHAnsi"/>
-          <w:sz w:val="24"/>
-          <w:szCs w:val="24"/>
-        </w:rPr>
-        <w:t>Demonstrating practical application of machine learning in healthcare analytics</w:t>
-      </w:r>
-    </w:p>
-    <w:p>
-      <w:pPr>
-        <w:jc w:val="both"/>
-        <w:rPr>
-          <w:rFonts w:asciiTheme="majorHAnsi" w:hAnsiTheme="majorHAnsi" w:cstheme="majorHAnsi"/>
-          <w:sz w:val="24"/>
-          <w:szCs w:val="24"/>
-        </w:rPr>
-      </w:pPr>
-      <w:r>
-        <w:rPr>
-          <w:rFonts w:asciiTheme="majorHAnsi" w:hAnsiTheme="majorHAnsi" w:cstheme="majorHAnsi"/>
-          <w:sz w:val="24"/>
-          <w:szCs w:val="24"/>
-        </w:rPr>
-        <w:t>This project also established a foundation for future improvements such as deep learning integration, real-time seizure detection systems, and deployment into healthcare monitoring applications.</w:t>
+        <w:t xml:space="preserve"> and devices </w:t>
       </w:r>
     </w:p>
     <w:sectPr>
@@ -360,6 +1728,56 @@
     </w:sectPr>
   </w:body>
 </w:document>
+</file>
+
+<file path=word/endnotes.xml><?xml version="1.0" encoding="utf-8"?>
+<w:endnotes xmlns:wpc="http://schemas.microsoft.com/office/word/2010/wordprocessingCanvas" xmlns:cx="http://schemas.microsoft.com/office/drawing/2014/chartex" xmlns:cx1="http://schemas.microsoft.com/office/drawing/2015/9/8/chartex" xmlns:cx2="http://schemas.microsoft.com/office/drawing/2015/10/21/chartex" xmlns:cx3="http://schemas.microsoft.com/office/drawing/2016/5/9/chartex" xmlns:cx4="http://schemas.microsoft.com/office/drawing/2016/5/10/chartex" xmlns:cx5="http://schemas.microsoft.com/office/drawing/2016/5/11/chartex" xmlns:cx6="http://schemas.microsoft.com/office/drawing/2016/5/12/chartex" xmlns:cx7="http://schemas.microsoft.com/office/drawing/2016/5/13/chartex" xmlns:cx8="http://schemas.microsoft.com/office/drawing/2016/5/14/chartex" xmlns:mc="http://schemas.openxmlformats.org/markup-compatibility/2006" xmlns:aink="http://schemas.microsoft.com/office/drawing/2016/ink" xmlns:am3d="http://schemas.microsoft.com/office/drawing/2017/model3d" xmlns:o="urn:schemas-microsoft-com:office:office" xmlns:oel="http://schemas.microsoft.com/office/2019/extlst" xmlns:r="http://schemas.openxmlformats.org/officeDocument/2006/relationships" xmlns:m="http://schemas.openxmlformats.org/officeDocument/2006/math" xmlns:v="urn:schemas-microsoft-com:vml" xmlns:wp14="http://schemas.microsoft.com/office/word/2010/wordprocessingDrawing" xmlns:wp="http://schemas.openxmlformats.org/drawingml/2006/wordprocessingDrawing" xmlns:w10="urn:schemas-microsoft-com:office:word" xmlns:w="http://schemas.openxmlformats.org/wordprocessingml/2006/main" xmlns:w14="http://schemas.microsoft.com/office/word/2010/wordml" xmlns:w15="http://schemas.microsoft.com/office/word/2012/wordml" xmlns:w16cex="http://schemas.microsoft.com/office/word/2018/wordml/cex" xmlns:w16cid="http://schemas.microsoft.com/office/word/2016/wordml/cid" xmlns:w16="http://schemas.microsoft.com/office/word/2018/wordml" xmlns:w16sdtdh="http://schemas.microsoft.com/office/word/2020/wordml/sdtdatahash" xmlns:w16se="http://schemas.microsoft.com/office/word/2015/wordml/symex" xmlns:wpg="http://schemas.microsoft.com/office/word/2010/wordprocessingGroup" xmlns:wpi="http://schemas.microsoft.com/office/word/2010/wordprocessingInk" xmlns:wne="http://schemas.microsoft.com/office/word/2006/wordml" xmlns:wps="http://schemas.microsoft.com/office/word/2010/wordprocessingShape" mc:Ignorable="w14 w15 w16se w16cid w16 w16cex w16sdtdh wp14">
+  <w:endnote w:type="separator" w:id="-1">
+    <w:p>
+      <w:pPr>
+        <w:spacing w:after="0" w:line="240" w:lineRule="auto"/>
+      </w:pPr>
+      <w:r>
+        <w:separator/>
+      </w:r>
+    </w:p>
+  </w:endnote>
+  <w:endnote w:type="continuationSeparator" w:id="0">
+    <w:p>
+      <w:pPr>
+        <w:spacing w:after="0" w:line="240" w:lineRule="auto"/>
+      </w:pPr>
+      <w:r>
+        <w:continuationSeparator/>
+      </w:r>
+    </w:p>
+  </w:endnote>
+</w:endnotes>
+</file>
+
+<file path=word/footnotes.xml><?xml version="1.0" encoding="utf-8"?>
+<w:footnotes xmlns:wpc="http://schemas.microsoft.com/office/word/2010/wordprocessingCanvas" xmlns:cx="http://schemas.microsoft.com/office/drawing/2014/chartex" xmlns:cx1="http://schemas.microsoft.com/office/drawing/2015/9/8/chartex" xmlns:cx2="http://schemas.microsoft.com/office/drawing/2015/10/21/chartex" xmlns:cx3="http://schemas.microsoft.com/office/drawing/2016/5/9/chartex" xmlns:cx4="http://schemas.microsoft.com/office/drawing/2016/5/10/chartex" xmlns:cx5="http://schemas.microsoft.com/office/drawing/2016/5/11/chartex" xmlns:cx6="http://schemas.microsoft.com/office/drawing/2016/5/12/chartex" xmlns:cx7="http://schemas.microsoft.com/office/drawing/2016/5/13/chartex" xmlns:cx8="http://schemas.microsoft.com/office/drawing/2016/5/14/chartex" xmlns:mc="http://schemas.openxmlformats.org/markup-compatibility/2006" xmlns:aink="http://schemas.microsoft.com/office/drawing/2016/ink" xmlns:am3d="http://schemas.microsoft.com/office/drawing/2017/model3d" xmlns:o="urn:schemas-microsoft-com:office:office" xmlns:oel="http://schemas.microsoft.com/office/2019/extlst" xmlns:r="http://schemas.openxmlformats.org/officeDocument/2006/relationships" xmlns:m="http://schemas.openxmlformats.org/officeDocument/2006/math" xmlns:v="urn:schemas-microsoft-com:vml" xmlns:wp14="http://schemas.microsoft.com/office/word/2010/wordprocessingDrawing" xmlns:wp="http://schemas.openxmlformats.org/drawingml/2006/wordprocessingDrawing" xmlns:w10="urn:schemas-microsoft-com:office:word" xmlns:w="http://schemas.openxmlformats.org/wordprocessingml/2006/main" xmlns:w14="http://schemas.microsoft.com/office/word/2010/wordml" xmlns:w15="http://schemas.microsoft.com/office/word/2012/wordml" xmlns:w16cex="http://schemas.microsoft.com/office/word/2018/wordml/cex" xmlns:w16cid="http://schemas.microsoft.com/office/word/2016/wordml/cid" xmlns:w16="http://schemas.microsoft.com/office/word/2018/wordml" xmlns:w16sdtdh="http://schemas.microsoft.com/office/word/2020/wordml/sdtdatahash" xmlns:w16se="http://schemas.microsoft.com/office/word/2015/wordml/symex" xmlns:wpg="http://schemas.microsoft.com/office/word/2010/wordprocessingGroup" xmlns:wpi="http://schemas.microsoft.com/office/word/2010/wordprocessingInk" xmlns:wne="http://schemas.microsoft.com/office/word/2006/wordml" xmlns:wps="http://schemas.microsoft.com/office/word/2010/wordprocessingShape" mc:Ignorable="w14 w15 w16se w16cid w16 w16cex w16sdtdh wp14">
+  <w:footnote w:type="separator" w:id="-1">
+    <w:p>
+      <w:pPr>
+        <w:spacing w:after="0" w:line="240" w:lineRule="auto"/>
+      </w:pPr>
+      <w:r>
+        <w:separator/>
+      </w:r>
+    </w:p>
+  </w:footnote>
+  <w:footnote w:type="continuationSeparator" w:id="0">
+    <w:p>
+      <w:pPr>
+        <w:spacing w:after="0" w:line="240" w:lineRule="auto"/>
+      </w:pPr>
+      <w:r>
+        <w:continuationSeparator/>
+      </w:r>
+    </w:p>
+  </w:footnote>
+</w:footnotes>
 </file>
 
 <file path=word/numbering.xml><?xml version="1.0" encoding="utf-8"?>
@@ -536,6 +1954,244 @@
     </w:lvl>
   </w:abstractNum>
   <w:abstractNum w:abstractNumId="9" w15:restartNumberingAfterBreak="0">
+    <w:nsid w:val="06DB2ECD"/>
+    <w:multiLevelType w:val="multilevel"/>
+    <w:tmpl w:val="647454B4"/>
+    <w:lvl w:ilvl="0">
+      <w:start w:val="1"/>
+      <w:numFmt w:val="bullet"/>
+      <w:lvlText w:val=""/>
+      <w:lvlJc w:val="left"/>
+      <w:pPr>
+        <w:tabs>
+          <w:tab w:val="num" w:pos="720"/>
+        </w:tabs>
+        <w:ind w:left="720" w:hanging="360"/>
+      </w:pPr>
+      <w:rPr>
+        <w:rFonts w:ascii="Symbol" w:hAnsi="Symbol" w:hint="default"/>
+        <w:sz w:val="20"/>
+      </w:rPr>
+    </w:lvl>
+    <w:lvl w:ilvl="1" w:tentative="1">
+      <w:start w:val="1"/>
+      <w:numFmt w:val="bullet"/>
+      <w:lvlText w:val="o"/>
+      <w:lvlJc w:val="left"/>
+      <w:pPr>
+        <w:tabs>
+          <w:tab w:val="num" w:pos="1440"/>
+        </w:tabs>
+        <w:ind w:left="1440" w:hanging="360"/>
+      </w:pPr>
+      <w:rPr>
+        <w:rFonts w:ascii="Courier New" w:hAnsi="Courier New" w:hint="default"/>
+        <w:sz w:val="20"/>
+      </w:rPr>
+    </w:lvl>
+    <w:lvl w:ilvl="2" w:tentative="1">
+      <w:start w:val="1"/>
+      <w:numFmt w:val="bullet"/>
+      <w:lvlText w:val=""/>
+      <w:lvlJc w:val="left"/>
+      <w:pPr>
+        <w:tabs>
+          <w:tab w:val="num" w:pos="2160"/>
+        </w:tabs>
+        <w:ind w:left="2160" w:hanging="360"/>
+      </w:pPr>
+      <w:rPr>
+        <w:rFonts w:ascii="Wingdings" w:hAnsi="Wingdings" w:hint="default"/>
+        <w:sz w:val="20"/>
+      </w:rPr>
+    </w:lvl>
+    <w:lvl w:ilvl="3" w:tentative="1">
+      <w:start w:val="1"/>
+      <w:numFmt w:val="bullet"/>
+      <w:lvlText w:val=""/>
+      <w:lvlJc w:val="left"/>
+      <w:pPr>
+        <w:tabs>
+          <w:tab w:val="num" w:pos="2880"/>
+        </w:tabs>
+        <w:ind w:left="2880" w:hanging="360"/>
+      </w:pPr>
+      <w:rPr>
+        <w:rFonts w:ascii="Wingdings" w:hAnsi="Wingdings" w:hint="default"/>
+        <w:sz w:val="20"/>
+      </w:rPr>
+    </w:lvl>
+    <w:lvl w:ilvl="4" w:tentative="1">
+      <w:start w:val="1"/>
+      <w:numFmt w:val="bullet"/>
+      <w:lvlText w:val=""/>
+      <w:lvlJc w:val="left"/>
+      <w:pPr>
+        <w:tabs>
+          <w:tab w:val="num" w:pos="3600"/>
+        </w:tabs>
+        <w:ind w:left="3600" w:hanging="360"/>
+      </w:pPr>
+      <w:rPr>
+        <w:rFonts w:ascii="Wingdings" w:hAnsi="Wingdings" w:hint="default"/>
+        <w:sz w:val="20"/>
+      </w:rPr>
+    </w:lvl>
+    <w:lvl w:ilvl="5" w:tentative="1">
+      <w:start w:val="1"/>
+      <w:numFmt w:val="bullet"/>
+      <w:lvlText w:val=""/>
+      <w:lvlJc w:val="left"/>
+      <w:pPr>
+        <w:tabs>
+          <w:tab w:val="num" w:pos="4320"/>
+        </w:tabs>
+        <w:ind w:left="4320" w:hanging="360"/>
+      </w:pPr>
+      <w:rPr>
+        <w:rFonts w:ascii="Wingdings" w:hAnsi="Wingdings" w:hint="default"/>
+        <w:sz w:val="20"/>
+      </w:rPr>
+    </w:lvl>
+    <w:lvl w:ilvl="6" w:tentative="1">
+      <w:start w:val="1"/>
+      <w:numFmt w:val="bullet"/>
+      <w:lvlText w:val=""/>
+      <w:lvlJc w:val="left"/>
+      <w:pPr>
+        <w:tabs>
+          <w:tab w:val="num" w:pos="5040"/>
+        </w:tabs>
+        <w:ind w:left="5040" w:hanging="360"/>
+      </w:pPr>
+      <w:rPr>
+        <w:rFonts w:ascii="Wingdings" w:hAnsi="Wingdings" w:hint="default"/>
+        <w:sz w:val="20"/>
+      </w:rPr>
+    </w:lvl>
+    <w:lvl w:ilvl="7" w:tentative="1">
+      <w:start w:val="1"/>
+      <w:numFmt w:val="bullet"/>
+      <w:lvlText w:val=""/>
+      <w:lvlJc w:val="left"/>
+      <w:pPr>
+        <w:tabs>
+          <w:tab w:val="num" w:pos="5760"/>
+        </w:tabs>
+        <w:ind w:left="5760" w:hanging="360"/>
+      </w:pPr>
+      <w:rPr>
+        <w:rFonts w:ascii="Wingdings" w:hAnsi="Wingdings" w:hint="default"/>
+        <w:sz w:val="20"/>
+      </w:rPr>
+    </w:lvl>
+    <w:lvl w:ilvl="8" w:tentative="1">
+      <w:start w:val="1"/>
+      <w:numFmt w:val="bullet"/>
+      <w:lvlText w:val=""/>
+      <w:lvlJc w:val="left"/>
+      <w:pPr>
+        <w:tabs>
+          <w:tab w:val="num" w:pos="6480"/>
+        </w:tabs>
+        <w:ind w:left="6480" w:hanging="360"/>
+      </w:pPr>
+      <w:rPr>
+        <w:rFonts w:ascii="Wingdings" w:hAnsi="Wingdings" w:hint="default"/>
+        <w:sz w:val="20"/>
+      </w:rPr>
+    </w:lvl>
+  </w:abstractNum>
+  <w:abstractNum w:abstractNumId="10" w15:restartNumberingAfterBreak="0">
+    <w:nsid w:val="1AB663EB"/>
+    <w:multiLevelType w:val="hybridMultilevel"/>
+    <w:tmpl w:val="F1D2C568"/>
+    <w:lvl w:ilvl="0" w:tplc="2000000F">
+      <w:start w:val="1"/>
+      <w:numFmt w:val="decimal"/>
+      <w:lvlText w:val="%1."/>
+      <w:lvlJc w:val="left"/>
+      <w:pPr>
+        <w:ind w:left="720" w:hanging="360"/>
+      </w:pPr>
+      <w:rPr>
+        <w:rFonts w:hint="default"/>
+      </w:rPr>
+    </w:lvl>
+    <w:lvl w:ilvl="1" w:tplc="20000019" w:tentative="1">
+      <w:start w:val="1"/>
+      <w:numFmt w:val="lowerLetter"/>
+      <w:lvlText w:val="%2."/>
+      <w:lvlJc w:val="left"/>
+      <w:pPr>
+        <w:ind w:left="1440" w:hanging="360"/>
+      </w:pPr>
+    </w:lvl>
+    <w:lvl w:ilvl="2" w:tplc="2000001B" w:tentative="1">
+      <w:start w:val="1"/>
+      <w:numFmt w:val="lowerRoman"/>
+      <w:lvlText w:val="%3."/>
+      <w:lvlJc w:val="right"/>
+      <w:pPr>
+        <w:ind w:left="2160" w:hanging="180"/>
+      </w:pPr>
+    </w:lvl>
+    <w:lvl w:ilvl="3" w:tplc="2000000F" w:tentative="1">
+      <w:start w:val="1"/>
+      <w:numFmt w:val="decimal"/>
+      <w:lvlText w:val="%4."/>
+      <w:lvlJc w:val="left"/>
+      <w:pPr>
+        <w:ind w:left="2880" w:hanging="360"/>
+      </w:pPr>
+    </w:lvl>
+    <w:lvl w:ilvl="4" w:tplc="20000019" w:tentative="1">
+      <w:start w:val="1"/>
+      <w:numFmt w:val="lowerLetter"/>
+      <w:lvlText w:val="%5."/>
+      <w:lvlJc w:val="left"/>
+      <w:pPr>
+        <w:ind w:left="3600" w:hanging="360"/>
+      </w:pPr>
+    </w:lvl>
+    <w:lvl w:ilvl="5" w:tplc="2000001B" w:tentative="1">
+      <w:start w:val="1"/>
+      <w:numFmt w:val="lowerRoman"/>
+      <w:lvlText w:val="%6."/>
+      <w:lvlJc w:val="right"/>
+      <w:pPr>
+        <w:ind w:left="4320" w:hanging="180"/>
+      </w:pPr>
+    </w:lvl>
+    <w:lvl w:ilvl="6" w:tplc="2000000F" w:tentative="1">
+      <w:start w:val="1"/>
+      <w:numFmt w:val="decimal"/>
+      <w:lvlText w:val="%7."/>
+      <w:lvlJc w:val="left"/>
+      <w:pPr>
+        <w:ind w:left="5040" w:hanging="360"/>
+      </w:pPr>
+    </w:lvl>
+    <w:lvl w:ilvl="7" w:tplc="20000019" w:tentative="1">
+      <w:start w:val="1"/>
+      <w:numFmt w:val="lowerLetter"/>
+      <w:lvlText w:val="%8."/>
+      <w:lvlJc w:val="left"/>
+      <w:pPr>
+        <w:ind w:left="5760" w:hanging="360"/>
+      </w:pPr>
+    </w:lvl>
+    <w:lvl w:ilvl="8" w:tplc="2000001B" w:tentative="1">
+      <w:start w:val="1"/>
+      <w:numFmt w:val="lowerRoman"/>
+      <w:lvlText w:val="%9."/>
+      <w:lvlJc w:val="right"/>
+      <w:pPr>
+        <w:ind w:left="6480" w:hanging="180"/>
+      </w:pPr>
+    </w:lvl>
+  </w:abstractNum>
+  <w:abstractNum w:abstractNumId="11" w15:restartNumberingAfterBreak="0">
     <w:nsid w:val="4C436BD4"/>
     <w:multiLevelType w:val="hybridMultilevel"/>
     <w:tmpl w:val="2A60F640"/>
@@ -644,6 +2300,155 @@
       </w:pPr>
       <w:rPr>
         <w:rFonts w:ascii="Wingdings" w:hAnsi="Wingdings" w:hint="default"/>
+      </w:rPr>
+    </w:lvl>
+  </w:abstractNum>
+  <w:abstractNum w:abstractNumId="12" w15:restartNumberingAfterBreak="0">
+    <w:nsid w:val="69AD7075"/>
+    <w:multiLevelType w:val="multilevel"/>
+    <w:tmpl w:val="23F6DAFA"/>
+    <w:lvl w:ilvl="0">
+      <w:start w:val="1"/>
+      <w:numFmt w:val="bullet"/>
+      <w:lvlText w:val=""/>
+      <w:lvlJc w:val="left"/>
+      <w:pPr>
+        <w:tabs>
+          <w:tab w:val="num" w:pos="720"/>
+        </w:tabs>
+        <w:ind w:left="720" w:hanging="360"/>
+      </w:pPr>
+      <w:rPr>
+        <w:rFonts w:ascii="Symbol" w:hAnsi="Symbol" w:hint="default"/>
+        <w:sz w:val="20"/>
+      </w:rPr>
+    </w:lvl>
+    <w:lvl w:ilvl="1" w:tentative="1">
+      <w:start w:val="1"/>
+      <w:numFmt w:val="bullet"/>
+      <w:lvlText w:val="o"/>
+      <w:lvlJc w:val="left"/>
+      <w:pPr>
+        <w:tabs>
+          <w:tab w:val="num" w:pos="1440"/>
+        </w:tabs>
+        <w:ind w:left="1440" w:hanging="360"/>
+      </w:pPr>
+      <w:rPr>
+        <w:rFonts w:ascii="Courier New" w:hAnsi="Courier New" w:hint="default"/>
+        <w:sz w:val="20"/>
+      </w:rPr>
+    </w:lvl>
+    <w:lvl w:ilvl="2" w:tentative="1">
+      <w:start w:val="1"/>
+      <w:numFmt w:val="bullet"/>
+      <w:lvlText w:val=""/>
+      <w:lvlJc w:val="left"/>
+      <w:pPr>
+        <w:tabs>
+          <w:tab w:val="num" w:pos="2160"/>
+        </w:tabs>
+        <w:ind w:left="2160" w:hanging="360"/>
+      </w:pPr>
+      <w:rPr>
+        <w:rFonts w:ascii="Wingdings" w:hAnsi="Wingdings" w:hint="default"/>
+        <w:sz w:val="20"/>
+      </w:rPr>
+    </w:lvl>
+    <w:lvl w:ilvl="3" w:tentative="1">
+      <w:start w:val="1"/>
+      <w:numFmt w:val="bullet"/>
+      <w:lvlText w:val=""/>
+      <w:lvlJc w:val="left"/>
+      <w:pPr>
+        <w:tabs>
+          <w:tab w:val="num" w:pos="2880"/>
+        </w:tabs>
+        <w:ind w:left="2880" w:hanging="360"/>
+      </w:pPr>
+      <w:rPr>
+        <w:rFonts w:ascii="Wingdings" w:hAnsi="Wingdings" w:hint="default"/>
+        <w:sz w:val="20"/>
+      </w:rPr>
+    </w:lvl>
+    <w:lvl w:ilvl="4" w:tentative="1">
+      <w:start w:val="1"/>
+      <w:numFmt w:val="bullet"/>
+      <w:lvlText w:val=""/>
+      <w:lvlJc w:val="left"/>
+      <w:pPr>
+        <w:tabs>
+          <w:tab w:val="num" w:pos="3600"/>
+        </w:tabs>
+        <w:ind w:left="3600" w:hanging="360"/>
+      </w:pPr>
+      <w:rPr>
+        <w:rFonts w:ascii="Wingdings" w:hAnsi="Wingdings" w:hint="default"/>
+        <w:sz w:val="20"/>
+      </w:rPr>
+    </w:lvl>
+    <w:lvl w:ilvl="5" w:tentative="1">
+      <w:start w:val="1"/>
+      <w:numFmt w:val="bullet"/>
+      <w:lvlText w:val=""/>
+      <w:lvlJc w:val="left"/>
+      <w:pPr>
+        <w:tabs>
+          <w:tab w:val="num" w:pos="4320"/>
+        </w:tabs>
+        <w:ind w:left="4320" w:hanging="360"/>
+      </w:pPr>
+      <w:rPr>
+        <w:rFonts w:ascii="Wingdings" w:hAnsi="Wingdings" w:hint="default"/>
+        <w:sz w:val="20"/>
+      </w:rPr>
+    </w:lvl>
+    <w:lvl w:ilvl="6" w:tentative="1">
+      <w:start w:val="1"/>
+      <w:numFmt w:val="bullet"/>
+      <w:lvlText w:val=""/>
+      <w:lvlJc w:val="left"/>
+      <w:pPr>
+        <w:tabs>
+          <w:tab w:val="num" w:pos="5040"/>
+        </w:tabs>
+        <w:ind w:left="5040" w:hanging="360"/>
+      </w:pPr>
+      <w:rPr>
+        <w:rFonts w:ascii="Wingdings" w:hAnsi="Wingdings" w:hint="default"/>
+        <w:sz w:val="20"/>
+      </w:rPr>
+    </w:lvl>
+    <w:lvl w:ilvl="7" w:tentative="1">
+      <w:start w:val="1"/>
+      <w:numFmt w:val="bullet"/>
+      <w:lvlText w:val=""/>
+      <w:lvlJc w:val="left"/>
+      <w:pPr>
+        <w:tabs>
+          <w:tab w:val="num" w:pos="5760"/>
+        </w:tabs>
+        <w:ind w:left="5760" w:hanging="360"/>
+      </w:pPr>
+      <w:rPr>
+        <w:rFonts w:ascii="Wingdings" w:hAnsi="Wingdings" w:hint="default"/>
+        <w:sz w:val="20"/>
+      </w:rPr>
+    </w:lvl>
+    <w:lvl w:ilvl="8" w:tentative="1">
+      <w:start w:val="1"/>
+      <w:numFmt w:val="bullet"/>
+      <w:lvlText w:val=""/>
+      <w:lvlJc w:val="left"/>
+      <w:pPr>
+        <w:tabs>
+          <w:tab w:val="num" w:pos="6480"/>
+        </w:tabs>
+        <w:ind w:left="6480" w:hanging="360"/>
+      </w:pPr>
+      <w:rPr>
+        <w:rFonts w:ascii="Wingdings" w:hAnsi="Wingdings" w:hint="default"/>
+        <w:sz w:val="20"/>
       </w:rPr>
     </w:lvl>
   </w:abstractNum>
@@ -675,7 +2480,16 @@
     <w:abstractNumId w:val="0"/>
   </w:num>
   <w:num w:numId="10" w16cid:durableId="159392496">
+    <w:abstractNumId w:val="11"/>
+  </w:num>
+  <w:num w:numId="11" w16cid:durableId="517887752">
+    <w:abstractNumId w:val="12"/>
+  </w:num>
+  <w:num w:numId="12" w16cid:durableId="173417931">
     <w:abstractNumId w:val="9"/>
+  </w:num>
+  <w:num w:numId="13" w16cid:durableId="2120758641">
+    <w:abstractNumId w:val="10"/>
   </w:num>
 </w:numbering>
 </file>
@@ -1283,7 +3097,6 @@
   <w:style w:type="character" w:default="1" w:styleId="DefaultParagraphFont">
     <w:name w:val="Default Paragraph Font"/>
     <w:uiPriority w:val="1"/>
-    <w:semiHidden/>
     <w:unhideWhenUsed/>
   </w:style>
   <w:style w:type="table" w:default="1" w:styleId="TableNormal">
@@ -12059,6 +13872,29 @@
         <w:shd w:val="clear" w:color="auto" w:fill="FBCAA2" w:themeFill="accent6" w:themeFillTint="7F"/>
       </w:tcPr>
     </w:tblStylePr>
+  </w:style>
+  <w:style w:type="character" w:styleId="Hyperlink">
+    <w:name w:val="Hyperlink"/>
+    <w:basedOn w:val="DefaultParagraphFont"/>
+    <w:uiPriority w:val="99"/>
+    <w:unhideWhenUsed/>
+    <w:rsid w:val="0023115A"/>
+    <w:rPr>
+      <w:color w:val="0000FF" w:themeColor="hyperlink"/>
+      <w:u w:val="single"/>
+    </w:rPr>
+  </w:style>
+  <w:style w:type="character" w:styleId="UnresolvedMention">
+    <w:name w:val="Unresolved Mention"/>
+    <w:basedOn w:val="DefaultParagraphFont"/>
+    <w:uiPriority w:val="99"/>
+    <w:semiHidden/>
+    <w:unhideWhenUsed/>
+    <w:rsid w:val="0023115A"/>
+    <w:rPr>
+      <w:color w:val="605E5C"/>
+      <w:shd w:val="clear" w:color="auto" w:fill="E1DFDD"/>
+    </w:rPr>
   </w:style>
 </w:styles>
 </file>

--- a/EEG Project Summary.docx
+++ b/EEG Project Summary.docx
@@ -309,11 +309,11 @@
         <w:tblLook w:val="04A0" w:firstRow="1" w:lastRow="0" w:firstColumn="1" w:lastColumn="0" w:noHBand="0" w:noVBand="1"/>
       </w:tblPr>
       <w:tblGrid>
-        <w:gridCol w:w="1785"/>
-        <w:gridCol w:w="1580"/>
-        <w:gridCol w:w="2172"/>
-        <w:gridCol w:w="2029"/>
-        <w:gridCol w:w="1778"/>
+        <w:gridCol w:w="2108"/>
+        <w:gridCol w:w="1888"/>
+        <w:gridCol w:w="2348"/>
+        <w:gridCol w:w="1911"/>
+        <w:gridCol w:w="1089"/>
       </w:tblGrid>
       <w:tr>
         <w:tc>
@@ -402,29 +402,6 @@
               <w:t xml:space="preserve">Seizure Recall </w:t>
             </w:r>
           </w:p>
-          <w:p>
-            <w:pPr>
-              <w:spacing w:line="276" w:lineRule="auto"/>
-              <w:jc w:val="both"/>
-              <w:rPr>
-                <w:rFonts w:ascii="Calibri" w:hAnsi="Calibri" w:cs="Calibri"/>
-                <w:color w:val="000000" w:themeColor="text1"/>
-                <w:sz w:val="24"/>
-                <w:szCs w:val="24"/>
-                <w:lang w:val="en-KE"/>
-              </w:rPr>
-            </w:pPr>
-            <w:r>
-              <w:rPr>
-                <w:rFonts w:ascii="Calibri" w:hAnsi="Calibri" w:cs="Calibri"/>
-                <w:color w:val="000000" w:themeColor="text1"/>
-                <w:sz w:val="24"/>
-                <w:szCs w:val="24"/>
-                <w:lang w:val="en-KE"/>
-              </w:rPr>
-              <w:t>(Caught)</w:t>
-            </w:r>
-          </w:p>
         </w:tc>
         <w:tc>
           <w:tcPr>
@@ -486,56 +463,6 @@
                 <w:lang w:val="en-KE"/>
               </w:rPr>
             </w:pPr>
-            <w:r>
-              <w:rPr>
-                <w:rFonts w:ascii="Calibri" w:hAnsi="Calibri" w:cs="Calibri"/>
-                <w:color w:val="000000" w:themeColor="text1"/>
-                <w:sz w:val="24"/>
-                <w:szCs w:val="24"/>
-                <w:lang w:val="en-KE"/>
-              </w:rPr>
-              <w:t>(Correct</w:t>
-            </w:r>
-            <w:r>
-              <w:rPr>
-                <w:rFonts w:ascii="Calibri" w:hAnsi="Calibri" w:cs="Calibri"/>
-                <w:color w:val="000000" w:themeColor="text1"/>
-                <w:sz w:val="24"/>
-                <w:szCs w:val="24"/>
-                <w:lang w:val="en-KE"/>
-              </w:rPr>
-              <w:t xml:space="preserve"> </w:t>
-            </w:r>
-            <w:r>
-              <w:rPr>
-                <w:rFonts w:ascii="Calibri" w:hAnsi="Calibri" w:cs="Calibri"/>
-                <w:color w:val="000000" w:themeColor="text1"/>
-                <w:sz w:val="24"/>
-                <w:szCs w:val="24"/>
-                <w:lang w:val="en-KE"/>
-              </w:rPr>
-              <w:t>when</w:t>
-            </w:r>
-            <w:r>
-              <w:rPr>
-                <w:rFonts w:ascii="Calibri" w:hAnsi="Calibri" w:cs="Calibri"/>
-                <w:color w:val="000000" w:themeColor="text1"/>
-                <w:sz w:val="24"/>
-                <w:szCs w:val="24"/>
-                <w:lang w:val="en-KE"/>
-              </w:rPr>
-              <w:t xml:space="preserve"> </w:t>
-            </w:r>
-            <w:r>
-              <w:rPr>
-                <w:rFonts w:ascii="Calibri" w:hAnsi="Calibri" w:cs="Calibri"/>
-                <w:color w:val="000000" w:themeColor="text1"/>
-                <w:sz w:val="24"/>
-                <w:szCs w:val="24"/>
-                <w:lang w:val="en-KE"/>
-              </w:rPr>
-              <w:t>guessed)</w:t>
-            </w:r>
           </w:p>
         </w:tc>
         <w:tc>
@@ -564,29 +491,6 @@
                 <w:lang w:val="en-KE"/>
               </w:rPr>
               <w:t xml:space="preserve">F1-Score </w:t>
-            </w:r>
-          </w:p>
-          <w:p>
-            <w:pPr>
-              <w:spacing w:line="276" w:lineRule="auto"/>
-              <w:jc w:val="both"/>
-              <w:rPr>
-                <w:rFonts w:ascii="Calibri" w:hAnsi="Calibri" w:cs="Calibri"/>
-                <w:color w:val="000000" w:themeColor="text1"/>
-                <w:sz w:val="24"/>
-                <w:szCs w:val="24"/>
-                <w:lang w:val="en-KE"/>
-              </w:rPr>
-            </w:pPr>
-            <w:r>
-              <w:rPr>
-                <w:rFonts w:ascii="Calibri" w:hAnsi="Calibri" w:cs="Calibri"/>
-                <w:color w:val="000000" w:themeColor="text1"/>
-                <w:sz w:val="24"/>
-                <w:szCs w:val="24"/>
-                <w:lang w:val="en-KE"/>
-              </w:rPr>
-              <w:t>(Overall Reliability)</w:t>
             </w:r>
           </w:p>
         </w:tc>
@@ -687,6 +591,19 @@
               </w:rPr>
               <w:t xml:space="preserve"> </w:t>
             </w:r>
+          </w:p>
+          <w:p>
+            <w:pPr>
+              <w:spacing w:line="276" w:lineRule="auto"/>
+              <w:jc w:val="both"/>
+              <w:rPr>
+                <w:rFonts w:ascii="Calibri" w:hAnsi="Calibri" w:cs="Calibri"/>
+                <w:color w:val="000000" w:themeColor="text1"/>
+                <w:sz w:val="24"/>
+                <w:szCs w:val="24"/>
+                <w:lang w:val="en-KE"/>
+              </w:rPr>
+            </w:pPr>
             <w:r>
               <w:rPr>
                 <w:rFonts w:ascii="Calibri" w:hAnsi="Calibri" w:cs="Calibri"/>
@@ -856,6 +773,19 @@
               </w:rPr>
               <w:t xml:space="preserve"> </w:t>
             </w:r>
+          </w:p>
+          <w:p>
+            <w:pPr>
+              <w:spacing w:line="276" w:lineRule="auto"/>
+              <w:jc w:val="both"/>
+              <w:rPr>
+                <w:rFonts w:ascii="Calibri" w:hAnsi="Calibri" w:cs="Calibri"/>
+                <w:color w:val="000000" w:themeColor="text1"/>
+                <w:sz w:val="24"/>
+                <w:szCs w:val="24"/>
+                <w:lang w:val="en-KE"/>
+              </w:rPr>
+            </w:pPr>
             <w:r>
               <w:rPr>
                 <w:rFonts w:ascii="Calibri" w:hAnsi="Calibri" w:cs="Calibri"/>
@@ -1699,16 +1629,7 @@
           <w:sz w:val="24"/>
           <w:szCs w:val="24"/>
         </w:rPr>
-        <w:t>eep</w:t>
-      </w:r>
-      <w:r>
-        <w:rPr>
-          <w:rFonts w:ascii="Calibri" w:hAnsi="Calibri" w:cs="Calibri"/>
-          <w:color w:val="000000" w:themeColor="text1"/>
-          <w:sz w:val="24"/>
-          <w:szCs w:val="24"/>
-        </w:rPr>
-        <w:t xml:space="preserve"> learning integration, real-time seizure detection systems, and deployment into healthcare monitoring applications</w:t>
+        <w:t>eep learning integration, real-time seizure detection systems, and deployment into healthcare monitoring applications</w:t>
       </w:r>
       <w:r>
         <w:rPr>
@@ -3097,6 +3018,7 @@
   <w:style w:type="character" w:default="1" w:styleId="DefaultParagraphFont">
     <w:name w:val="Default Paragraph Font"/>
     <w:uiPriority w:val="1"/>
+    <w:semiHidden/>
     <w:unhideWhenUsed/>
   </w:style>
   <w:style w:type="table" w:default="1" w:styleId="TableNormal">
